--- a/docs/docs2.docx
+++ b/docs/docs2.docx
@@ -162,6 +162,7 @@
       </w:pPr>
       <w:r>
         <w:rPr>
+          <w:noProof/>
           <w:lang w:val="en-US"/>
         </w:rPr>
         <w:drawing>
@@ -404,6 +405,7 @@
       </w:pPr>
       <w:r>
         <w:rPr>
+          <w:noProof/>
           <w:lang w:val="en-US"/>
         </w:rPr>
         <w:drawing>
@@ -460,179 +462,126 @@
         <w:rPr>
           <w:lang w:val="en-US"/>
         </w:rPr>
-        <w:t xml:space="preserve">If there </w:t>
-      </w:r>
-      <w:proofErr w:type="gramStart"/>
+        <w:t xml:space="preserve">If there is  a database connection problem in our </w:t>
+      </w:r>
+      <w:proofErr w:type="spellStart"/>
       <w:r>
         <w:rPr>
           <w:lang w:val="en-US"/>
         </w:rPr>
-        <w:t>is  a</w:t>
-      </w:r>
-      <w:proofErr w:type="gramEnd"/>
+        <w:t>fastapi</w:t>
+      </w:r>
+      <w:proofErr w:type="spellEnd"/>
       <w:r>
         <w:rPr>
           <w:lang w:val="en-US"/>
         </w:rPr>
-        <w:t xml:space="preserve"> database connection problem in our </w:t>
+        <w:t xml:space="preserve"> project  ?</w:t>
+      </w:r>
+    </w:p>
+    <w:p>
+      <w:r>
+        <w:rPr>
+          <w:lang w:val="en-US"/>
+        </w:rPr>
+        <w:br/>
+        <w:t xml:space="preserve">if we restart that pod . </w:t>
+      </w:r>
+      <w:r>
+        <w:t xml:space="preserve">It would keep restarting forever because </w:t>
+      </w:r>
+      <w:r>
+        <w:rPr>
+          <w:b/>
+          <w:bCs/>
+        </w:rPr>
+        <w:t xml:space="preserve">the real problem isn't the </w:t>
       </w:r>
       <w:proofErr w:type="spellStart"/>
       <w:r>
         <w:rPr>
+          <w:b/>
+          <w:bCs/>
+        </w:rPr>
+        <w:t>Pod</w:t>
+      </w:r>
+      <w:r>
+        <w:t>.The</w:t>
+      </w:r>
+      <w:proofErr w:type="spellEnd"/>
+      <w:r>
+        <w:t xml:space="preserve"> real problem is the </w:t>
+      </w:r>
+      <w:r>
+        <w:rPr>
+          <w:b/>
+          <w:bCs/>
+        </w:rPr>
+        <w:t xml:space="preserve">database </w:t>
+      </w:r>
+      <w:proofErr w:type="spellStart"/>
+      <w:r>
+        <w:rPr>
+          <w:b/>
+          <w:bCs/>
+        </w:rPr>
+        <w:t>connection</w:t>
+      </w:r>
+      <w:r>
+        <w:t>.Restarting</w:t>
+      </w:r>
+      <w:proofErr w:type="spellEnd"/>
+      <w:r>
+        <w:t xml:space="preserve"> won't magically fix a network outage or a database server that's down.</w:t>
+      </w:r>
+    </w:p>
+    <w:p>
+      <w:r>
+        <w:lastRenderedPageBreak/>
+        <w:t>So Kubernetes Does Something Smarter</w:t>
+      </w:r>
+    </w:p>
+    <w:p>
+      <w:r>
+        <w:t>“</w:t>
+      </w:r>
+      <w:r>
+        <w:t xml:space="preserve">You're still </w:t>
+      </w:r>
+      <w:proofErr w:type="spellStart"/>
+      <w:r>
+        <w:t>alive.But</w:t>
+      </w:r>
+      <w:proofErr w:type="spellEnd"/>
+      <w:r>
+        <w:t xml:space="preserve"> you're not ready to serve users."</w:t>
+      </w:r>
+      <w:r>
+        <w:t xml:space="preserve"> </w:t>
+      </w:r>
+      <w:r>
+        <w:rPr>
+          <w:b/>
+          <w:bCs/>
+        </w:rPr>
+        <w:t>So it changes the routing.</w:t>
+      </w:r>
+    </w:p>
+    <w:p/>
+    <w:p>
+      <w:r>
+        <w:t>Decision Flow</w:t>
+      </w:r>
+    </w:p>
+    <w:p>
+      <w:pPr>
+        <w:rPr>
           <w:lang w:val="en-US"/>
         </w:rPr>
-        <w:t>fastapi</w:t>
-      </w:r>
-      <w:proofErr w:type="spellEnd"/>
-      <w:r>
-        <w:rPr>
-          <w:lang w:val="en-US"/>
-        </w:rPr>
-        <w:t xml:space="preserve"> </w:t>
-      </w:r>
-      <w:proofErr w:type="gramStart"/>
-      <w:r>
-        <w:rPr>
-          <w:lang w:val="en-US"/>
-        </w:rPr>
-        <w:t>project  ?</w:t>
-      </w:r>
-      <w:proofErr w:type="gramEnd"/>
-    </w:p>
-    <w:p>
-      <w:r>
-        <w:rPr>
-          <w:lang w:val="en-US"/>
-        </w:rPr>
-        <w:br/>
-        <w:t xml:space="preserve">if we restart that </w:t>
-      </w:r>
-      <w:proofErr w:type="gramStart"/>
-      <w:r>
-        <w:rPr>
-          <w:lang w:val="en-US"/>
-        </w:rPr>
-        <w:t>pod .</w:t>
-      </w:r>
-      <w:proofErr w:type="gramEnd"/>
-      <w:r>
-        <w:rPr>
-          <w:lang w:val="en-US"/>
-        </w:rPr>
-        <w:t xml:space="preserve"> </w:t>
-      </w:r>
-      <w:r>
-        <w:t xml:space="preserve">It would keep restarting forever because </w:t>
-      </w:r>
-      <w:r>
-        <w:rPr>
-          <w:b/>
-          <w:bCs/>
-        </w:rPr>
-        <w:t xml:space="preserve">the real problem isn't the </w:t>
-      </w:r>
-      <w:proofErr w:type="spellStart"/>
-      <w:r>
-        <w:rPr>
-          <w:b/>
-          <w:bCs/>
-        </w:rPr>
-        <w:t>Pod</w:t>
-      </w:r>
-      <w:r>
-        <w:t>.The</w:t>
-      </w:r>
-      <w:proofErr w:type="spellEnd"/>
-      <w:r>
-        <w:t xml:space="preserve"> real problem is the </w:t>
-      </w:r>
-      <w:r>
-        <w:rPr>
-          <w:b/>
-          <w:bCs/>
-        </w:rPr>
-        <w:t xml:space="preserve">database </w:t>
-      </w:r>
-      <w:proofErr w:type="spellStart"/>
-      <w:proofErr w:type="gramStart"/>
-      <w:r>
-        <w:rPr>
-          <w:b/>
-          <w:bCs/>
-        </w:rPr>
-        <w:t>connection</w:t>
-      </w:r>
-      <w:r>
-        <w:t>.Restarting</w:t>
-      </w:r>
-      <w:proofErr w:type="spellEnd"/>
-      <w:proofErr w:type="gramEnd"/>
-      <w:r>
-        <w:t xml:space="preserve"> won't magically fix a network outage or a database server that's down.</w:t>
-      </w:r>
-    </w:p>
-    <w:p>
-      <w:proofErr w:type="gramStart"/>
-      <w:r>
-        <w:lastRenderedPageBreak/>
-        <w:t>So</w:t>
-      </w:r>
-      <w:proofErr w:type="gramEnd"/>
-      <w:r>
-        <w:t xml:space="preserve"> Kubernetes Does Something Smarter</w:t>
-      </w:r>
-    </w:p>
-    <w:p>
-      <w:r>
-        <w:t>“</w:t>
-      </w:r>
-      <w:r>
-        <w:t xml:space="preserve">You're still </w:t>
-      </w:r>
-      <w:proofErr w:type="spellStart"/>
-      <w:proofErr w:type="gramStart"/>
-      <w:r>
-        <w:t>alive.But</w:t>
-      </w:r>
-      <w:proofErr w:type="spellEnd"/>
-      <w:proofErr w:type="gramEnd"/>
-      <w:r>
-        <w:t xml:space="preserve"> you're not ready to serve users."</w:t>
-      </w:r>
-      <w:r>
-        <w:t xml:space="preserve"> </w:t>
-      </w:r>
-      <w:proofErr w:type="gramStart"/>
-      <w:r>
-        <w:rPr>
-          <w:b/>
-          <w:bCs/>
-        </w:rPr>
-        <w:t>So</w:t>
-      </w:r>
-      <w:proofErr w:type="gramEnd"/>
-      <w:r>
-        <w:rPr>
-          <w:b/>
-          <w:bCs/>
-        </w:rPr>
-        <w:t xml:space="preserve"> it changes the routing.</w:t>
-      </w:r>
-    </w:p>
-    <w:p/>
-    <w:p>
-      <w:r>
-        <w:t>Decision Flow</w:t>
-      </w:r>
-    </w:p>
-    <w:p>
-      <w:pPr>
-        <w:rPr>
-          <w:lang w:val="en-US"/>
-        </w:rPr>
-      </w:pPr>
-      <w:r>
-        <w:rPr>
+      </w:pPr>
+      <w:r>
+        <w:rPr>
+          <w:noProof/>
           <w:lang w:val="en-US"/>
         </w:rPr>
         <w:drawing>
@@ -687,6 +636,7 @@
       </w:pPr>
       <w:r>
         <w:rPr>
+          <w:noProof/>
           <w:lang w:val="en-US"/>
         </w:rPr>
         <w:lastRenderedPageBreak/>
@@ -734,6 +684,7 @@
       </w:r>
       <w:r>
         <w:rPr>
+          <w:noProof/>
           <w:lang w:val="en-US"/>
         </w:rPr>
         <w:drawing>
@@ -803,12 +754,10 @@
         <w:t xml:space="preserve"> to start because it loads a large machine learning </w:t>
       </w:r>
       <w:proofErr w:type="spellStart"/>
-      <w:proofErr w:type="gramStart"/>
       <w:r>
         <w:t>model.But</w:t>
       </w:r>
       <w:proofErr w:type="spellEnd"/>
-      <w:proofErr w:type="gramEnd"/>
       <w:r>
         <w:t xml:space="preserve"> your liveness probe is</w:t>
       </w:r>
@@ -887,13 +836,8 @@
       <w:r>
         <w:t xml:space="preserve"> </w:t>
       </w:r>
-      <w:proofErr w:type="gramStart"/>
-      <w:r>
-        <w:t>Because</w:t>
-      </w:r>
-      <w:proofErr w:type="gramEnd"/>
-      <w:r>
-        <w:t xml:space="preserve"> </w:t>
+      <w:r>
+        <w:t xml:space="preserve">Because </w:t>
       </w:r>
       <w:r>
         <w:rPr>
@@ -938,12 +882,10 @@
         <w:t xml:space="preserve"> because of a temporary network </w:t>
       </w:r>
       <w:proofErr w:type="spellStart"/>
-      <w:proofErr w:type="gramStart"/>
       <w:r>
         <w:t>hiccup.Should</w:t>
       </w:r>
       <w:proofErr w:type="spellEnd"/>
-      <w:proofErr w:type="gramEnd"/>
       <w:r>
         <w:t xml:space="preserve"> Kubernetes restart the container immediately?</w:t>
       </w:r>
@@ -977,7 +919,6 @@
         <w:t xml:space="preserve">The failure may be due to some minute problem which may disappear </w:t>
       </w:r>
       <w:proofErr w:type="spellStart"/>
-      <w:proofErr w:type="gramStart"/>
       <w:r>
         <w:rPr>
           <w:b/>
@@ -986,7 +927,6 @@
         <w:t>later.That</w:t>
       </w:r>
       <w:proofErr w:type="spellEnd"/>
-      <w:proofErr w:type="gramEnd"/>
       <w:r>
         <w:rPr>
           <w:b/>
@@ -1017,21 +957,12 @@
           <w:bCs/>
         </w:rPr>
       </w:pPr>
-      <w:proofErr w:type="gramStart"/>
-      <w:r>
-        <w:rPr>
-          <w:b/>
-          <w:bCs/>
-        </w:rPr>
-        <w:t>So</w:t>
-      </w:r>
-      <w:proofErr w:type="gramEnd"/>
-      <w:r>
-        <w:rPr>
-          <w:b/>
-          <w:bCs/>
-        </w:rPr>
-        <w:t xml:space="preserve"> Kubernetes Introduced Another Setting</w:t>
+      <w:r>
+        <w:rPr>
+          <w:b/>
+          <w:bCs/>
+        </w:rPr>
+        <w:t>So Kubernetes Introduced Another Setting</w:t>
       </w:r>
     </w:p>
     <w:p>
@@ -1131,13 +1062,8 @@
     <w:p/>
     <w:p>
       <w:r>
-        <w:t xml:space="preserve">but why other general service pods are running while this pod only stuck due to secret </w:t>
-      </w:r>
-      <w:proofErr w:type="gramStart"/>
-      <w:r>
-        <w:t>error ?</w:t>
-      </w:r>
-      <w:proofErr w:type="gramEnd"/>
+        <w:t>but why other general service pods are running while this pod only stuck due to secret error ?</w:t>
+      </w:r>
       <w:r>
         <w:br/>
       </w:r>
@@ -1165,14 +1091,1223 @@
         <w:t>```````````````````````````````````````````````````````````````````</w:t>
       </w:r>
     </w:p>
+    <w:p>
+      <w:pPr>
+        <w:rPr>
+          <w:b/>
+          <w:bCs/>
+          <w:lang w:val="en-US"/>
+        </w:rPr>
+      </w:pPr>
+      <w:r>
+        <w:tab/>
+      </w:r>
+      <w:r>
+        <w:tab/>
+      </w:r>
+      <w:r>
+        <w:tab/>
+      </w:r>
+      <w:r>
+        <w:rPr>
+          <w:b/>
+          <w:bCs/>
+        </w:rPr>
+        <w:t>Resource Requests &amp; Limits</w:t>
+      </w:r>
+    </w:p>
+    <w:p>
+      <w:pPr>
+        <w:rPr>
+          <w:lang w:val="en-US"/>
+        </w:rPr>
+      </w:pPr>
+    </w:p>
+    <w:p>
+      <w:r>
+        <w:lastRenderedPageBreak/>
+        <w:t>"Can this machine actually run this Pod?"</w:t>
+      </w:r>
+      <w:r>
+        <w:br/>
+      </w:r>
+      <w:r>
+        <w:t>How does Kubernetes know how much CPU or RAM a Pod needs?</w:t>
+      </w:r>
+      <w:r>
+        <w:br/>
+      </w:r>
+      <w:r>
+        <w:t>Does it magically inspect your Python code?</w:t>
+      </w:r>
+    </w:p>
     <w:p/>
+    <w:p>
+      <w:pPr>
+        <w:rPr>
+          <w:b/>
+          <w:bCs/>
+        </w:rPr>
+      </w:pPr>
+      <w:r>
+        <w:rPr>
+          <w:b/>
+          <w:bCs/>
+        </w:rPr>
+        <w:t>Two Concepts</w:t>
+      </w:r>
+    </w:p>
+    <w:p>
+      <w:r>
+        <w:t>Requests</w:t>
+      </w:r>
+      <w:r>
+        <w:br/>
+      </w:r>
+      <w:r>
+        <w:t>Limits</w:t>
+      </w:r>
+    </w:p>
+    <w:p>
+      <w:pPr>
+        <w:rPr>
+          <w:lang w:val="en-US"/>
+        </w:rPr>
+      </w:pPr>
+    </w:p>
+    <w:p>
+      <w:pPr>
+        <w:rPr>
+          <w:b/>
+          <w:bCs/>
+        </w:rPr>
+      </w:pPr>
+      <w:r>
+        <w:rPr>
+          <w:lang w:val="en-US"/>
+        </w:rPr>
+        <w:drawing>
+          <wp:inline distT="0" distB="0" distL="0" distR="0" wp14:anchorId="5997B9F2" wp14:editId="2CC55DFE">
+            <wp:extent cx="4896533" cy="5639587"/>
+            <wp:effectExtent l="0" t="0" r="0" b="0"/>
+            <wp:docPr id="1740454087" name="Picture 1"/>
+            <wp:cNvGraphicFramePr>
+              <a:graphicFrameLocks xmlns:a="http://schemas.openxmlformats.org/drawingml/2006/main" noChangeAspect="1"/>
+            </wp:cNvGraphicFramePr>
+            <a:graphic xmlns:a="http://schemas.openxmlformats.org/drawingml/2006/main">
+              <a:graphicData uri="http://schemas.openxmlformats.org/drawingml/2006/picture">
+                <pic:pic xmlns:pic="http://schemas.openxmlformats.org/drawingml/2006/picture">
+                  <pic:nvPicPr>
+                    <pic:cNvPr id="1740454087" name=""/>
+                    <pic:cNvPicPr/>
+                  </pic:nvPicPr>
+                  <pic:blipFill>
+                    <a:blip r:embed="rId10"/>
+                    <a:stretch>
+                      <a:fillRect/>
+                    </a:stretch>
+                  </pic:blipFill>
+                  <pic:spPr>
+                    <a:xfrm>
+                      <a:off x="0" y="0"/>
+                      <a:ext cx="4896533" cy="5639587"/>
+                    </a:xfrm>
+                    <a:prstGeom prst="rect">
+                      <a:avLst/>
+                    </a:prstGeom>
+                  </pic:spPr>
+                </pic:pic>
+              </a:graphicData>
+            </a:graphic>
+          </wp:inline>
+        </w:drawing>
+      </w:r>
+      <w:r>
+        <w:rPr>
+          <w:lang w:val="en-US"/>
+        </w:rPr>
+        <w:br/>
+      </w:r>
+      <w:r>
+        <w:rPr>
+          <w:b/>
+          <w:bCs/>
+        </w:rPr>
+        <w:t>Request</w:t>
+      </w:r>
+      <w:r>
+        <w:rPr>
+          <w:b/>
+          <w:bCs/>
+        </w:rPr>
+        <w:br/>
+      </w:r>
+      <w:r>
+        <w:rPr>
+          <w:b/>
+          <w:bCs/>
+        </w:rPr>
+        <w:t>"Please reserve at least this much CPU and RAM for me."</w:t>
+      </w:r>
+      <w:r>
+        <w:rPr>
+          <w:b/>
+          <w:bCs/>
+        </w:rPr>
+        <w:br/>
+      </w:r>
+      <w:r>
+        <w:rPr>
+          <w:b/>
+          <w:bCs/>
+        </w:rPr>
+        <w:br/>
+      </w:r>
+      <w:r>
+        <w:rPr>
+          <w:b/>
+          <w:bCs/>
+        </w:rPr>
+        <w:lastRenderedPageBreak/>
+        <w:drawing>
+          <wp:inline distT="0" distB="0" distL="0" distR="0" wp14:anchorId="3A37AC0D" wp14:editId="3DD18C38">
+            <wp:extent cx="5731510" cy="2933700"/>
+            <wp:effectExtent l="0" t="0" r="2540" b="0"/>
+            <wp:docPr id="91870317" name="Picture 1"/>
+            <wp:cNvGraphicFramePr>
+              <a:graphicFrameLocks xmlns:a="http://schemas.openxmlformats.org/drawingml/2006/main" noChangeAspect="1"/>
+            </wp:cNvGraphicFramePr>
+            <a:graphic xmlns:a="http://schemas.openxmlformats.org/drawingml/2006/main">
+              <a:graphicData uri="http://schemas.openxmlformats.org/drawingml/2006/picture">
+                <pic:pic xmlns:pic="http://schemas.openxmlformats.org/drawingml/2006/picture">
+                  <pic:nvPicPr>
+                    <pic:cNvPr id="91870317" name=""/>
+                    <pic:cNvPicPr/>
+                  </pic:nvPicPr>
+                  <pic:blipFill>
+                    <a:blip r:embed="rId11"/>
+                    <a:stretch>
+                      <a:fillRect/>
+                    </a:stretch>
+                  </pic:blipFill>
+                  <pic:spPr>
+                    <a:xfrm>
+                      <a:off x="0" y="0"/>
+                      <a:ext cx="5731510" cy="2933700"/>
+                    </a:xfrm>
+                    <a:prstGeom prst="rect">
+                      <a:avLst/>
+                    </a:prstGeom>
+                  </pic:spPr>
+                </pic:pic>
+              </a:graphicData>
+            </a:graphic>
+          </wp:inline>
+        </w:drawing>
+      </w:r>
+      <w:r>
+        <w:rPr>
+          <w:b/>
+          <w:bCs/>
+        </w:rPr>
+        <w:br/>
+      </w:r>
+      <w:r>
+        <w:rPr>
+          <w:b/>
+          <w:bCs/>
+        </w:rPr>
+        <w:br/>
+      </w:r>
+    </w:p>
+    <w:p>
+      <w:pPr>
+        <w:rPr>
+          <w:b/>
+          <w:bCs/>
+        </w:rPr>
+      </w:pPr>
+      <w:r>
+        <w:rPr>
+          <w:b/>
+          <w:bCs/>
+        </w:rPr>
+        <w:t>Limit</w:t>
+      </w:r>
+      <w:r>
+        <w:rPr>
+          <w:b/>
+          <w:bCs/>
+        </w:rPr>
+        <w:br/>
+      </w:r>
+      <w:r>
+        <w:rPr>
+          <w:b/>
+          <w:bCs/>
+        </w:rPr>
+        <w:t>"Never allow me to use more than this."</w:t>
+      </w:r>
+    </w:p>
+    <w:p>
+      <w:pPr>
+        <w:rPr>
+          <w:b/>
+          <w:bCs/>
+        </w:rPr>
+      </w:pPr>
+    </w:p>
+    <w:p>
+      <w:pPr>
+        <w:rPr>
+          <w:b/>
+          <w:bCs/>
+        </w:rPr>
+      </w:pPr>
+      <w:r>
+        <w:rPr>
+          <w:b/>
+          <w:bCs/>
+        </w:rPr>
+        <w:drawing>
+          <wp:inline distT="0" distB="0" distL="0" distR="0" wp14:anchorId="3262B334" wp14:editId="23531062">
+            <wp:extent cx="5731510" cy="2840355"/>
+            <wp:effectExtent l="0" t="0" r="2540" b="0"/>
+            <wp:docPr id="1673384365" name="Picture 1"/>
+            <wp:cNvGraphicFramePr>
+              <a:graphicFrameLocks xmlns:a="http://schemas.openxmlformats.org/drawingml/2006/main" noChangeAspect="1"/>
+            </wp:cNvGraphicFramePr>
+            <a:graphic xmlns:a="http://schemas.openxmlformats.org/drawingml/2006/main">
+              <a:graphicData uri="http://schemas.openxmlformats.org/drawingml/2006/picture">
+                <pic:pic xmlns:pic="http://schemas.openxmlformats.org/drawingml/2006/picture">
+                  <pic:nvPicPr>
+                    <pic:cNvPr id="1673384365" name=""/>
+                    <pic:cNvPicPr/>
+                  </pic:nvPicPr>
+                  <pic:blipFill>
+                    <a:blip r:embed="rId12"/>
+                    <a:stretch>
+                      <a:fillRect/>
+                    </a:stretch>
+                  </pic:blipFill>
+                  <pic:spPr>
+                    <a:xfrm>
+                      <a:off x="0" y="0"/>
+                      <a:ext cx="5731510" cy="2840355"/>
+                    </a:xfrm>
+                    <a:prstGeom prst="rect">
+                      <a:avLst/>
+                    </a:prstGeom>
+                  </pic:spPr>
+                </pic:pic>
+              </a:graphicData>
+            </a:graphic>
+          </wp:inline>
+        </w:drawing>
+      </w:r>
+      <w:r>
+        <w:rPr>
+          <w:b/>
+          <w:bCs/>
+        </w:rPr>
+        <w:br/>
+      </w:r>
+      <w:r>
+        <w:rPr>
+          <w:b/>
+          <w:bCs/>
+        </w:rPr>
+        <w:br/>
+      </w:r>
+    </w:p>
+    <w:p>
+      <w:pPr>
+        <w:rPr>
+          <w:b/>
+          <w:bCs/>
+        </w:rPr>
+      </w:pPr>
+      <w:r>
+        <w:rPr>
+          <w:b/>
+          <w:bCs/>
+        </w:rPr>
+        <w:t xml:space="preserve">If  a new node come but there are no enough resources then </w:t>
+      </w:r>
+      <w:r>
+        <w:rPr>
+          <w:b/>
+          <w:bCs/>
+        </w:rPr>
+        <w:br/>
+      </w:r>
+      <w:r>
+        <w:rPr>
+          <w:b/>
+          <w:bCs/>
+        </w:rPr>
+        <w:t>Scheduler says:</w:t>
+      </w:r>
+      <w:r>
+        <w:rPr>
+          <w:b/>
+          <w:bCs/>
+        </w:rPr>
+        <w:br/>
+      </w:r>
+      <w:r>
+        <w:rPr>
+          <w:b/>
+          <w:bCs/>
+        </w:rPr>
+        <w:t>"Sorry."</w:t>
+      </w:r>
+      <w:r>
+        <w:rPr>
+          <w:b/>
+          <w:bCs/>
+        </w:rPr>
+        <w:br/>
+      </w:r>
+      <w:r>
+        <w:rPr>
+          <w:b/>
+          <w:bCs/>
+        </w:rPr>
+        <w:t>"This node doesn't have enough reserved CPU."</w:t>
+      </w:r>
+      <w:r>
+        <w:rPr>
+          <w:b/>
+          <w:bCs/>
+        </w:rPr>
+        <w:br/>
+      </w:r>
+      <w:r>
+        <w:rPr>
+          <w:b/>
+          <w:bCs/>
+        </w:rPr>
+        <w:lastRenderedPageBreak/>
+        <w:t>So the Pod stays:</w:t>
+      </w:r>
+      <w:r>
+        <w:rPr>
+          <w:b/>
+          <w:bCs/>
+        </w:rPr>
+        <w:br/>
+      </w:r>
+      <w:r>
+        <w:rPr>
+          <w:b/>
+          <w:bCs/>
+        </w:rPr>
+        <w:t>Pending</w:t>
+      </w:r>
+    </w:p>
+    <w:p>
+      <w:pPr>
+        <w:rPr>
+          <w:b/>
+          <w:bCs/>
+        </w:rPr>
+      </w:pPr>
+      <w:r>
+        <w:rPr>
+          <w:b/>
+          <w:bCs/>
+        </w:rPr>
+        <w:drawing>
+          <wp:inline distT="0" distB="0" distL="0" distR="0" wp14:anchorId="5B01E82E" wp14:editId="6899B61A">
+            <wp:extent cx="5731510" cy="4511040"/>
+            <wp:effectExtent l="0" t="0" r="2540" b="3810"/>
+            <wp:docPr id="205132978" name="Picture 1"/>
+            <wp:cNvGraphicFramePr>
+              <a:graphicFrameLocks xmlns:a="http://schemas.openxmlformats.org/drawingml/2006/main" noChangeAspect="1"/>
+            </wp:cNvGraphicFramePr>
+            <a:graphic xmlns:a="http://schemas.openxmlformats.org/drawingml/2006/main">
+              <a:graphicData uri="http://schemas.openxmlformats.org/drawingml/2006/picture">
+                <pic:pic xmlns:pic="http://schemas.openxmlformats.org/drawingml/2006/picture">
+                  <pic:nvPicPr>
+                    <pic:cNvPr id="205132978" name=""/>
+                    <pic:cNvPicPr/>
+                  </pic:nvPicPr>
+                  <pic:blipFill>
+                    <a:blip r:embed="rId13"/>
+                    <a:stretch>
+                      <a:fillRect/>
+                    </a:stretch>
+                  </pic:blipFill>
+                  <pic:spPr>
+                    <a:xfrm>
+                      <a:off x="0" y="0"/>
+                      <a:ext cx="5731510" cy="4511040"/>
+                    </a:xfrm>
+                    <a:prstGeom prst="rect">
+                      <a:avLst/>
+                    </a:prstGeom>
+                  </pic:spPr>
+                </pic:pic>
+              </a:graphicData>
+            </a:graphic>
+          </wp:inline>
+        </w:drawing>
+      </w:r>
+      <w:r>
+        <w:rPr>
+          <w:b/>
+          <w:bCs/>
+        </w:rPr>
+        <w:br/>
+      </w:r>
+    </w:p>
+    <w:tbl>
+      <w:tblPr>
+        <w:tblW w:w="0" w:type="auto"/>
+        <w:tblCellSpacing w:w="15" w:type="dxa"/>
+        <w:tblCellMar>
+          <w:top w:w="15" w:type="dxa"/>
+          <w:left w:w="15" w:type="dxa"/>
+          <w:bottom w:w="15" w:type="dxa"/>
+          <w:right w:w="15" w:type="dxa"/>
+        </w:tblCellMar>
+        <w:tblLook w:val="04A0" w:firstRow="1" w:lastRow="0" w:firstColumn="1" w:lastColumn="0" w:noHBand="0" w:noVBand="1"/>
+      </w:tblPr>
+      <w:tblGrid>
+        <w:gridCol w:w="3828"/>
+        <w:gridCol w:w="4140"/>
+      </w:tblGrid>
+      <w:tr>
+        <w:trPr>
+          <w:tblHeader/>
+          <w:tblCellSpacing w:w="15" w:type="dxa"/>
+        </w:trPr>
+        <w:tc>
+          <w:tcPr>
+            <w:tcW w:w="3783" w:type="dxa"/>
+            <w:vAlign w:val="center"/>
+            <w:hideMark/>
+          </w:tcPr>
+          <w:p>
+            <w:pPr>
+              <w:rPr>
+                <w:b/>
+                <w:bCs/>
+              </w:rPr>
+            </w:pPr>
+            <w:r>
+              <w:rPr>
+                <w:b/>
+                <w:bCs/>
+              </w:rPr>
+              <w:t>Requests</w:t>
+            </w:r>
+          </w:p>
+        </w:tc>
+        <w:tc>
+          <w:tcPr>
+            <w:tcW w:w="4095" w:type="dxa"/>
+            <w:vAlign w:val="center"/>
+            <w:hideMark/>
+          </w:tcPr>
+          <w:p>
+            <w:pPr>
+              <w:rPr>
+                <w:b/>
+                <w:bCs/>
+              </w:rPr>
+            </w:pPr>
+            <w:r>
+              <w:rPr>
+                <w:b/>
+                <w:bCs/>
+              </w:rPr>
+              <w:t>Limits</w:t>
+            </w:r>
+          </w:p>
+        </w:tc>
+      </w:tr>
+      <w:tr>
+        <w:trPr>
+          <w:tblCellSpacing w:w="15" w:type="dxa"/>
+        </w:trPr>
+        <w:tc>
+          <w:tcPr>
+            <w:tcW w:w="3783" w:type="dxa"/>
+            <w:vAlign w:val="center"/>
+            <w:hideMark/>
+          </w:tcPr>
+          <w:p>
+            <w:pPr>
+              <w:rPr>
+                <w:b/>
+                <w:bCs/>
+              </w:rPr>
+            </w:pPr>
+            <w:r>
+              <w:rPr>
+                <w:b/>
+                <w:bCs/>
+              </w:rPr>
+              <w:t>Used by Scheduler</w:t>
+            </w:r>
+          </w:p>
+        </w:tc>
+        <w:tc>
+          <w:tcPr>
+            <w:tcW w:w="4095" w:type="dxa"/>
+            <w:vAlign w:val="center"/>
+            <w:hideMark/>
+          </w:tcPr>
+          <w:p>
+            <w:pPr>
+              <w:rPr>
+                <w:b/>
+                <w:bCs/>
+              </w:rPr>
+            </w:pPr>
+            <w:r>
+              <w:rPr>
+                <w:b/>
+                <w:bCs/>
+              </w:rPr>
+              <w:t>Used by Runtime</w:t>
+            </w:r>
+          </w:p>
+        </w:tc>
+      </w:tr>
+      <w:tr>
+        <w:trPr>
+          <w:tblCellSpacing w:w="15" w:type="dxa"/>
+        </w:trPr>
+        <w:tc>
+          <w:tcPr>
+            <w:tcW w:w="3783" w:type="dxa"/>
+            <w:vAlign w:val="center"/>
+            <w:hideMark/>
+          </w:tcPr>
+          <w:p>
+            <w:pPr>
+              <w:rPr>
+                <w:b/>
+                <w:bCs/>
+              </w:rPr>
+            </w:pPr>
+            <w:r>
+              <w:rPr>
+                <w:b/>
+                <w:bCs/>
+              </w:rPr>
+              <w:t>Decides where the Pod can run</w:t>
+            </w:r>
+          </w:p>
+        </w:tc>
+        <w:tc>
+          <w:tcPr>
+            <w:tcW w:w="4095" w:type="dxa"/>
+            <w:vAlign w:val="center"/>
+            <w:hideMark/>
+          </w:tcPr>
+          <w:p>
+            <w:pPr>
+              <w:rPr>
+                <w:b/>
+                <w:bCs/>
+              </w:rPr>
+            </w:pPr>
+            <w:r>
+              <w:rPr>
+                <w:b/>
+                <w:bCs/>
+              </w:rPr>
+              <w:t>Decides how much the Pod can consume</w:t>
+            </w:r>
+          </w:p>
+        </w:tc>
+      </w:tr>
+      <w:tr>
+        <w:trPr>
+          <w:tblCellSpacing w:w="15" w:type="dxa"/>
+        </w:trPr>
+        <w:tc>
+          <w:tcPr>
+            <w:tcW w:w="3783" w:type="dxa"/>
+            <w:vAlign w:val="center"/>
+            <w:hideMark/>
+          </w:tcPr>
+          <w:p>
+            <w:pPr>
+              <w:rPr>
+                <w:b/>
+                <w:bCs/>
+              </w:rPr>
+            </w:pPr>
+            <w:r>
+              <w:rPr>
+                <w:b/>
+                <w:bCs/>
+              </w:rPr>
+              <w:t>Reservation</w:t>
+            </w:r>
+          </w:p>
+        </w:tc>
+        <w:tc>
+          <w:tcPr>
+            <w:tcW w:w="4095" w:type="dxa"/>
+            <w:vAlign w:val="center"/>
+            <w:hideMark/>
+          </w:tcPr>
+          <w:p>
+            <w:pPr>
+              <w:rPr>
+                <w:b/>
+                <w:bCs/>
+              </w:rPr>
+            </w:pPr>
+            <w:r>
+              <w:rPr>
+                <w:b/>
+                <w:bCs/>
+              </w:rPr>
+              <w:t>Maximum allowed</w:t>
+            </w:r>
+          </w:p>
+        </w:tc>
+      </w:tr>
+    </w:tbl>
+    <w:p>
+      <w:pPr>
+        <w:rPr>
+          <w:b/>
+          <w:bCs/>
+        </w:rPr>
+      </w:pPr>
+    </w:p>
+    <w:p>
+      <w:r>
+        <w:rPr>
+          <w:b/>
+          <w:bCs/>
+        </w:rPr>
+        <w:lastRenderedPageBreak/>
+        <w:drawing>
+          <wp:inline distT="0" distB="0" distL="0" distR="0" wp14:anchorId="56926F5D" wp14:editId="58DB561D">
+            <wp:extent cx="5731510" cy="2157095"/>
+            <wp:effectExtent l="0" t="0" r="2540" b="0"/>
+            <wp:docPr id="373200575" name="Picture 1"/>
+            <wp:cNvGraphicFramePr>
+              <a:graphicFrameLocks xmlns:a="http://schemas.openxmlformats.org/drawingml/2006/main" noChangeAspect="1"/>
+            </wp:cNvGraphicFramePr>
+            <a:graphic xmlns:a="http://schemas.openxmlformats.org/drawingml/2006/main">
+              <a:graphicData uri="http://schemas.openxmlformats.org/drawingml/2006/picture">
+                <pic:pic xmlns:pic="http://schemas.openxmlformats.org/drawingml/2006/picture">
+                  <pic:nvPicPr>
+                    <pic:cNvPr id="373200575" name=""/>
+                    <pic:cNvPicPr/>
+                  </pic:nvPicPr>
+                  <pic:blipFill>
+                    <a:blip r:embed="rId14"/>
+                    <a:stretch>
+                      <a:fillRect/>
+                    </a:stretch>
+                  </pic:blipFill>
+                  <pic:spPr>
+                    <a:xfrm>
+                      <a:off x="0" y="0"/>
+                      <a:ext cx="5731510" cy="2157095"/>
+                    </a:xfrm>
+                    <a:prstGeom prst="rect">
+                      <a:avLst/>
+                    </a:prstGeom>
+                  </pic:spPr>
+                </pic:pic>
+              </a:graphicData>
+            </a:graphic>
+          </wp:inline>
+        </w:drawing>
+      </w:r>
+      <w:r>
+        <w:rPr>
+          <w:b/>
+          <w:bCs/>
+        </w:rPr>
+        <w:br/>
+      </w:r>
+      <w:r>
+        <w:rPr>
+          <w:b/>
+          <w:bCs/>
+        </w:rPr>
+        <w:br/>
+        <w:t>request concept</w:t>
+      </w:r>
+      <w:r>
+        <w:rPr>
+          <w:b/>
+          <w:bCs/>
+        </w:rPr>
+        <w:br/>
+      </w:r>
+      <w:r>
+        <w:t>you're telling Kubernetes:</w:t>
+      </w:r>
+    </w:p>
+    <w:p>
+      <w:r>
+        <w:t>"I need at least 1 CPU to run properly."</w:t>
+      </w:r>
+    </w:p>
+    <w:p>
+      <w:pPr>
+        <w:rPr>
+          <w:b/>
+          <w:bCs/>
+        </w:rPr>
+      </w:pPr>
+      <w:r>
+        <w:rPr>
+          <w:b/>
+          <w:bCs/>
+        </w:rPr>
+        <w:t>The Scheduler believes you.</w:t>
+      </w:r>
+    </w:p>
+    <w:p>
+      <w:r>
+        <w:t>It doesn't gamble by saying:</w:t>
+      </w:r>
+    </w:p>
+    <w:p>
+      <w:r>
+        <w:t>"Maybe you'll only use 0.2 CPU."</w:t>
+      </w:r>
+    </w:p>
+    <w:p>
+      <w:r>
+        <w:lastRenderedPageBreak/>
+        <w:drawing>
+          <wp:inline distT="0" distB="0" distL="0" distR="0" wp14:anchorId="3EDA0D04" wp14:editId="5F30D1DB">
+            <wp:extent cx="5731510" cy="3541395"/>
+            <wp:effectExtent l="0" t="0" r="2540" b="1905"/>
+            <wp:docPr id="1550513962" name="Picture 1"/>
+            <wp:cNvGraphicFramePr>
+              <a:graphicFrameLocks xmlns:a="http://schemas.openxmlformats.org/drawingml/2006/main" noChangeAspect="1"/>
+            </wp:cNvGraphicFramePr>
+            <a:graphic xmlns:a="http://schemas.openxmlformats.org/drawingml/2006/main">
+              <a:graphicData uri="http://schemas.openxmlformats.org/drawingml/2006/picture">
+                <pic:pic xmlns:pic="http://schemas.openxmlformats.org/drawingml/2006/picture">
+                  <pic:nvPicPr>
+                    <pic:cNvPr id="1550513962" name=""/>
+                    <pic:cNvPicPr/>
+                  </pic:nvPicPr>
+                  <pic:blipFill>
+                    <a:blip r:embed="rId15"/>
+                    <a:stretch>
+                      <a:fillRect/>
+                    </a:stretch>
+                  </pic:blipFill>
+                  <pic:spPr>
+                    <a:xfrm>
+                      <a:off x="0" y="0"/>
+                      <a:ext cx="5731510" cy="3541395"/>
+                    </a:xfrm>
+                    <a:prstGeom prst="rect">
+                      <a:avLst/>
+                    </a:prstGeom>
+                  </pic:spPr>
+                </pic:pic>
+              </a:graphicData>
+            </a:graphic>
+          </wp:inline>
+        </w:drawing>
+      </w:r>
+      <w:r>
+        <w:br/>
+      </w:r>
+      <w:r>
+        <w:drawing>
+          <wp:inline distT="0" distB="0" distL="0" distR="0" wp14:anchorId="7AEF8283" wp14:editId="13FA8EB5">
+            <wp:extent cx="5731510" cy="2411095"/>
+            <wp:effectExtent l="0" t="0" r="2540" b="8255"/>
+            <wp:docPr id="39094047" name="Picture 1"/>
+            <wp:cNvGraphicFramePr>
+              <a:graphicFrameLocks xmlns:a="http://schemas.openxmlformats.org/drawingml/2006/main" noChangeAspect="1"/>
+            </wp:cNvGraphicFramePr>
+            <a:graphic xmlns:a="http://schemas.openxmlformats.org/drawingml/2006/main">
+              <a:graphicData uri="http://schemas.openxmlformats.org/drawingml/2006/picture">
+                <pic:pic xmlns:pic="http://schemas.openxmlformats.org/drawingml/2006/picture">
+                  <pic:nvPicPr>
+                    <pic:cNvPr id="39094047" name=""/>
+                    <pic:cNvPicPr/>
+                  </pic:nvPicPr>
+                  <pic:blipFill>
+                    <a:blip r:embed="rId16"/>
+                    <a:stretch>
+                      <a:fillRect/>
+                    </a:stretch>
+                  </pic:blipFill>
+                  <pic:spPr>
+                    <a:xfrm>
+                      <a:off x="0" y="0"/>
+                      <a:ext cx="5731510" cy="2411095"/>
+                    </a:xfrm>
+                    <a:prstGeom prst="rect">
+                      <a:avLst/>
+                    </a:prstGeom>
+                  </pic:spPr>
+                </pic:pic>
+              </a:graphicData>
+            </a:graphic>
+          </wp:inline>
+        </w:drawing>
+      </w:r>
+      <w:r>
+        <w:br/>
+      </w:r>
+      <w:r>
+        <w:tab/>
+      </w:r>
+      <w:r>
+        <w:tab/>
+        <w:t>THE DIFFERENCE BETWEEN CPU AND MEMORY LIMITS</w:t>
+      </w:r>
+    </w:p>
+    <w:p>
+      <w:r>
+        <w:lastRenderedPageBreak/>
+        <w:drawing>
+          <wp:inline distT="0" distB="0" distL="0" distR="0" wp14:anchorId="57CE32E8" wp14:editId="2B3B87B8">
+            <wp:extent cx="5731510" cy="3176905"/>
+            <wp:effectExtent l="0" t="0" r="2540" b="4445"/>
+            <wp:docPr id="1369603594" name="Picture 1"/>
+            <wp:cNvGraphicFramePr>
+              <a:graphicFrameLocks xmlns:a="http://schemas.openxmlformats.org/drawingml/2006/main" noChangeAspect="1"/>
+            </wp:cNvGraphicFramePr>
+            <a:graphic xmlns:a="http://schemas.openxmlformats.org/drawingml/2006/main">
+              <a:graphicData uri="http://schemas.openxmlformats.org/drawingml/2006/picture">
+                <pic:pic xmlns:pic="http://schemas.openxmlformats.org/drawingml/2006/picture">
+                  <pic:nvPicPr>
+                    <pic:cNvPr id="1369603594" name=""/>
+                    <pic:cNvPicPr/>
+                  </pic:nvPicPr>
+                  <pic:blipFill>
+                    <a:blip r:embed="rId17"/>
+                    <a:stretch>
+                      <a:fillRect/>
+                    </a:stretch>
+                  </pic:blipFill>
+                  <pic:spPr>
+                    <a:xfrm>
+                      <a:off x="0" y="0"/>
+                      <a:ext cx="5731510" cy="3176905"/>
+                    </a:xfrm>
+                    <a:prstGeom prst="rect">
+                      <a:avLst/>
+                    </a:prstGeom>
+                  </pic:spPr>
+                </pic:pic>
+              </a:graphicData>
+            </a:graphic>
+          </wp:inline>
+        </w:drawing>
+      </w:r>
+      <w:r>
+        <w:br/>
+      </w:r>
+      <w:r>
+        <w:t xml:space="preserve">                 </w:t>
+      </w:r>
+    </w:p>
     <w:p/>
     <w:p>
       <w:pPr>
         <w:rPr>
+          <w:b/>
+          <w:bCs/>
+        </w:rPr>
+      </w:pPr>
+      <w:r>
+        <w:t xml:space="preserve"> </w:t>
+      </w:r>
+      <w:r>
+        <w:rPr>
+          <w:b/>
+          <w:bCs/>
+        </w:rPr>
+        <w:t xml:space="preserve">CPU                   </w:t>
+      </w:r>
+      <w:r>
+        <w:rPr>
+          <w:b/>
+          <w:bCs/>
+        </w:rPr>
+        <w:tab/>
+      </w:r>
+      <w:r>
+        <w:rPr>
+          <w:b/>
+          <w:bCs/>
+        </w:rPr>
+        <w:tab/>
+      </w:r>
+      <w:r>
+        <w:rPr>
+          <w:b/>
+          <w:bCs/>
+        </w:rPr>
+        <w:t xml:space="preserve"> </w:t>
+      </w:r>
+      <w:r>
+        <w:rPr>
+          <w:b/>
+          <w:bCs/>
+        </w:rPr>
+        <w:t xml:space="preserve">                   </w:t>
+      </w:r>
+      <w:r>
+        <w:rPr>
+          <w:b/>
+          <w:bCs/>
+        </w:rPr>
+        <w:t>Memory</w:t>
+      </w:r>
+    </w:p>
+    <w:p/>
+    <w:p>
+      <w:r>
+        <w:t>Exceeded</w:t>
+      </w:r>
+    </w:p>
+    <w:p/>
+    <w:p>
+      <w:r>
+        <w:t>↓</w:t>
+      </w:r>
+    </w:p>
+    <w:p>
+      <w:r>
+        <w:tab/>
+      </w:r>
+    </w:p>
+    <w:p>
+      <w:r>
+        <w:t xml:space="preserve">Throttle                </w:t>
+      </w:r>
+      <w:r>
+        <w:tab/>
+      </w:r>
+      <w:r>
+        <w:tab/>
+        <w:t xml:space="preserve"> </w:t>
+      </w:r>
+      <w:r>
+        <w:t xml:space="preserve"> Kill Container</w:t>
+      </w:r>
+    </w:p>
+    <w:p/>
+    <w:p>
+      <w:r>
+        <w:t>↓</w:t>
+      </w:r>
+    </w:p>
+    <w:p/>
+    <w:p>
+      <w:r>
+        <w:t xml:space="preserve">Pod Keeps Running       </w:t>
+      </w:r>
+      <w:r>
+        <w:tab/>
+      </w:r>
+      <w:r>
+        <w:t xml:space="preserve"> </w:t>
+      </w:r>
+      <w:proofErr w:type="spellStart"/>
+      <w:r>
+        <w:t>OOMKilled</w:t>
+      </w:r>
+      <w:proofErr w:type="spellEnd"/>
+    </w:p>
+    <w:p/>
+    <w:p>
+      <w:r>
+        <w:t>↓</w:t>
+      </w:r>
+    </w:p>
+    <w:p/>
+    <w:p>
+      <w:r>
+        <w:lastRenderedPageBreak/>
+        <w:t xml:space="preserve">No Restart               </w:t>
+      </w:r>
+      <w:r>
+        <w:tab/>
+      </w:r>
+      <w:r>
+        <w:tab/>
+      </w:r>
+      <w:r>
+        <w:t>Kubernetes Restarts</w:t>
+      </w:r>
+      <w:r>
+        <w:br/>
+      </w:r>
+      <w:r>
+        <w:br/>
+      </w:r>
+    </w:p>
+    <w:p>
+      <w:pPr>
+        <w:rPr>
+          <w:b/>
+          <w:bCs/>
+        </w:rPr>
+      </w:pPr>
+      <w:r>
+        <w:rPr>
+          <w:b/>
+          <w:bCs/>
+        </w:rPr>
+        <w:t>``````````````````````````````````````````````````````````````````</w:t>
+      </w:r>
+    </w:p>
+    <w:p>
+      <w:pPr>
+        <w:rPr>
           <w:lang w:val="en-US"/>
         </w:rPr>
       </w:pPr>
+      <w:r>
+        <w:rPr>
+          <w:lang w:val="en-US"/>
+        </w:rPr>
+        <w:drawing>
+          <wp:inline distT="0" distB="0" distL="0" distR="0" wp14:anchorId="1302C46D" wp14:editId="4E0B837D">
+            <wp:extent cx="5731510" cy="4186555"/>
+            <wp:effectExtent l="0" t="0" r="2540" b="4445"/>
+            <wp:docPr id="78268419" name="Picture 1"/>
+            <wp:cNvGraphicFramePr>
+              <a:graphicFrameLocks xmlns:a="http://schemas.openxmlformats.org/drawingml/2006/main" noChangeAspect="1"/>
+            </wp:cNvGraphicFramePr>
+            <a:graphic xmlns:a="http://schemas.openxmlformats.org/drawingml/2006/main">
+              <a:graphicData uri="http://schemas.openxmlformats.org/drawingml/2006/picture">
+                <pic:pic xmlns:pic="http://schemas.openxmlformats.org/drawingml/2006/picture">
+                  <pic:nvPicPr>
+                    <pic:cNvPr id="78268419" name=""/>
+                    <pic:cNvPicPr/>
+                  </pic:nvPicPr>
+                  <pic:blipFill>
+                    <a:blip r:embed="rId18"/>
+                    <a:stretch>
+                      <a:fillRect/>
+                    </a:stretch>
+                  </pic:blipFill>
+                  <pic:spPr>
+                    <a:xfrm>
+                      <a:off x="0" y="0"/>
+                      <a:ext cx="5731510" cy="4186555"/>
+                    </a:xfrm>
+                    <a:prstGeom prst="rect">
+                      <a:avLst/>
+                    </a:prstGeom>
+                  </pic:spPr>
+                </pic:pic>
+              </a:graphicData>
+            </a:graphic>
+          </wp:inline>
+        </w:drawing>
+      </w:r>
+    </w:p>
+    <w:p>
+      <w:pPr>
+        <w:rPr>
+          <w:lang w:val="en-US"/>
+        </w:rPr>
+      </w:pPr>
+    </w:p>
+    <w:p>
+      <w:pPr>
+        <w:rPr>
+          <w:lang w:val="en-US"/>
+        </w:rPr>
+      </w:pPr>
+      <w:r>
+        <w:rPr>
+          <w:lang w:val="en-US"/>
+        </w:rPr>
+        <w:t>EXPIRIMENT 2</w:t>
+      </w:r>
+    </w:p>
+    <w:p>
+      <w:r>
+        <w:t xml:space="preserve">We'll intentionally create a </w:t>
+      </w:r>
+      <w:r>
+        <w:rPr>
+          <w:b/>
+          <w:bCs/>
+        </w:rPr>
+        <w:t>memory leak</w:t>
+      </w:r>
+      <w:r>
+        <w:t>.</w:t>
+      </w:r>
+      <w:r>
+        <w:br/>
+      </w:r>
+      <w:r>
+        <w:t>The application will keep consuming memory until it exceeds its configured memory limit.</w:t>
+      </w:r>
+      <w:r>
+        <w:br/>
+      </w:r>
+      <w:r>
+        <w:t>Kubernetes (actually the Linux kernel) will kill the container, and Kubernetes will restart it.</w:t>
+      </w:r>
+    </w:p>
+    <w:p/>
+    <w:p>
+      <w:r>
+        <w:lastRenderedPageBreak/>
+        <w:drawing>
+          <wp:inline distT="0" distB="0" distL="0" distR="0" wp14:anchorId="1B579704" wp14:editId="58A6047A">
+            <wp:extent cx="5731510" cy="2797810"/>
+            <wp:effectExtent l="0" t="0" r="2540" b="2540"/>
+            <wp:docPr id="706535993" name="Picture 1"/>
+            <wp:cNvGraphicFramePr>
+              <a:graphicFrameLocks xmlns:a="http://schemas.openxmlformats.org/drawingml/2006/main" noChangeAspect="1"/>
+            </wp:cNvGraphicFramePr>
+            <a:graphic xmlns:a="http://schemas.openxmlformats.org/drawingml/2006/main">
+              <a:graphicData uri="http://schemas.openxmlformats.org/drawingml/2006/picture">
+                <pic:pic xmlns:pic="http://schemas.openxmlformats.org/drawingml/2006/picture">
+                  <pic:nvPicPr>
+                    <pic:cNvPr id="706535993" name=""/>
+                    <pic:cNvPicPr/>
+                  </pic:nvPicPr>
+                  <pic:blipFill>
+                    <a:blip r:embed="rId19"/>
+                    <a:stretch>
+                      <a:fillRect/>
+                    </a:stretch>
+                  </pic:blipFill>
+                  <pic:spPr>
+                    <a:xfrm>
+                      <a:off x="0" y="0"/>
+                      <a:ext cx="5731510" cy="2797810"/>
+                    </a:xfrm>
+                    <a:prstGeom prst="rect">
+                      <a:avLst/>
+                    </a:prstGeom>
+                  </pic:spPr>
+                </pic:pic>
+              </a:graphicData>
+            </a:graphic>
+          </wp:inline>
+        </w:drawing>
+      </w:r>
+      <w:r>
+        <w:br/>
+      </w:r>
     </w:p>
     <w:p>
       <w:pPr>

--- a/docs/docs2.docx
+++ b/docs/docs2.docx
@@ -462,7 +462,21 @@
         <w:rPr>
           <w:lang w:val="en-US"/>
         </w:rPr>
-        <w:t xml:space="preserve">If there is  a database connection problem in our </w:t>
+        <w:t xml:space="preserve">If there </w:t>
+      </w:r>
+      <w:proofErr w:type="gramStart"/>
+      <w:r>
+        <w:rPr>
+          <w:lang w:val="en-US"/>
+        </w:rPr>
+        <w:t>is  a</w:t>
+      </w:r>
+      <w:proofErr w:type="gramEnd"/>
+      <w:r>
+        <w:rPr>
+          <w:lang w:val="en-US"/>
+        </w:rPr>
+        <w:t xml:space="preserve"> database connection problem in our </w:t>
       </w:r>
       <w:proofErr w:type="spellStart"/>
       <w:r>
@@ -476,16 +490,38 @@
         <w:rPr>
           <w:lang w:val="en-US"/>
         </w:rPr>
-        <w:t xml:space="preserve"> project  ?</w:t>
-      </w:r>
-    </w:p>
-    <w:p>
+        <w:t xml:space="preserve"> </w:t>
+      </w:r>
+      <w:proofErr w:type="gramStart"/>
       <w:r>
         <w:rPr>
           <w:lang w:val="en-US"/>
         </w:rPr>
-        <w:br/>
-        <w:t xml:space="preserve">if we restart that pod . </w:t>
+        <w:t>project  ?</w:t>
+      </w:r>
+      <w:proofErr w:type="gramEnd"/>
+    </w:p>
+    <w:p>
+      <w:r>
+        <w:rPr>
+          <w:lang w:val="en-US"/>
+        </w:rPr>
+        <w:br/>
+        <w:t xml:space="preserve">if we restart that </w:t>
+      </w:r>
+      <w:proofErr w:type="gramStart"/>
+      <w:r>
+        <w:rPr>
+          <w:lang w:val="en-US"/>
+        </w:rPr>
+        <w:t>pod .</w:t>
+      </w:r>
+      <w:proofErr w:type="gramEnd"/>
+      <w:r>
+        <w:rPr>
+          <w:lang w:val="en-US"/>
+        </w:rPr>
+        <w:t xml:space="preserve"> </w:t>
       </w:r>
       <w:r>
         <w:t xml:space="preserve">It would keep restarting forever because </w:t>
@@ -520,6 +556,7 @@
         <w:t xml:space="preserve">database </w:t>
       </w:r>
       <w:proofErr w:type="spellStart"/>
+      <w:proofErr w:type="gramStart"/>
       <w:r>
         <w:rPr>
           <w:b/>
@@ -531,14 +568,20 @@
         <w:t>.Restarting</w:t>
       </w:r>
       <w:proofErr w:type="spellEnd"/>
+      <w:proofErr w:type="gramEnd"/>
       <w:r>
         <w:t xml:space="preserve"> won't magically fix a network outage or a database server that's down.</w:t>
       </w:r>
     </w:p>
     <w:p>
+      <w:proofErr w:type="gramStart"/>
       <w:r>
         <w:lastRenderedPageBreak/>
-        <w:t>So Kubernetes Does Something Smarter</w:t>
+        <w:t>So</w:t>
+      </w:r>
+      <w:proofErr w:type="gramEnd"/>
+      <w:r>
+        <w:t xml:space="preserve"> Kubernetes Does Something Smarter</w:t>
       </w:r>
     </w:p>
     <w:p>
@@ -549,22 +592,33 @@
         <w:t xml:space="preserve">You're still </w:t>
       </w:r>
       <w:proofErr w:type="spellStart"/>
+      <w:proofErr w:type="gramStart"/>
       <w:r>
         <w:t>alive.But</w:t>
       </w:r>
       <w:proofErr w:type="spellEnd"/>
+      <w:proofErr w:type="gramEnd"/>
       <w:r>
         <w:t xml:space="preserve"> you're not ready to serve users."</w:t>
       </w:r>
       <w:r>
         <w:t xml:space="preserve"> </w:t>
       </w:r>
-      <w:r>
-        <w:rPr>
-          <w:b/>
-          <w:bCs/>
-        </w:rPr>
-        <w:t>So it changes the routing.</w:t>
+      <w:proofErr w:type="gramStart"/>
+      <w:r>
+        <w:rPr>
+          <w:b/>
+          <w:bCs/>
+        </w:rPr>
+        <w:t>So</w:t>
+      </w:r>
+      <w:proofErr w:type="gramEnd"/>
+      <w:r>
+        <w:rPr>
+          <w:b/>
+          <w:bCs/>
+        </w:rPr>
+        <w:t xml:space="preserve"> it changes the routing.</w:t>
       </w:r>
     </w:p>
     <w:p/>
@@ -754,10 +808,12 @@
         <w:t xml:space="preserve"> to start because it loads a large machine learning </w:t>
       </w:r>
       <w:proofErr w:type="spellStart"/>
+      <w:proofErr w:type="gramStart"/>
       <w:r>
         <w:t>model.But</w:t>
       </w:r>
       <w:proofErr w:type="spellEnd"/>
+      <w:proofErr w:type="gramEnd"/>
       <w:r>
         <w:t xml:space="preserve"> your liveness probe is</w:t>
       </w:r>
@@ -882,10 +938,12 @@
         <w:t xml:space="preserve"> because of a temporary network </w:t>
       </w:r>
       <w:proofErr w:type="spellStart"/>
+      <w:proofErr w:type="gramStart"/>
       <w:r>
         <w:t>hiccup.Should</w:t>
       </w:r>
       <w:proofErr w:type="spellEnd"/>
+      <w:proofErr w:type="gramEnd"/>
       <w:r>
         <w:t xml:space="preserve"> Kubernetes restart the container immediately?</w:t>
       </w:r>
@@ -919,6 +977,7 @@
         <w:t xml:space="preserve">The failure may be due to some minute problem which may disappear </w:t>
       </w:r>
       <w:proofErr w:type="spellStart"/>
+      <w:proofErr w:type="gramStart"/>
       <w:r>
         <w:rPr>
           <w:b/>
@@ -927,6 +986,7 @@
         <w:t>later.That</w:t>
       </w:r>
       <w:proofErr w:type="spellEnd"/>
+      <w:proofErr w:type="gramEnd"/>
       <w:r>
         <w:rPr>
           <w:b/>
@@ -957,12 +1017,21 @@
           <w:bCs/>
         </w:rPr>
       </w:pPr>
-      <w:r>
-        <w:rPr>
-          <w:b/>
-          <w:bCs/>
-        </w:rPr>
-        <w:t>So Kubernetes Introduced Another Setting</w:t>
+      <w:proofErr w:type="gramStart"/>
+      <w:r>
+        <w:rPr>
+          <w:b/>
+          <w:bCs/>
+        </w:rPr>
+        <w:t>So</w:t>
+      </w:r>
+      <w:proofErr w:type="gramEnd"/>
+      <w:r>
+        <w:rPr>
+          <w:b/>
+          <w:bCs/>
+        </w:rPr>
+        <w:t xml:space="preserve"> Kubernetes Introduced Another Setting</w:t>
       </w:r>
     </w:p>
     <w:p>
@@ -1062,8 +1131,13 @@
     <w:p/>
     <w:p>
       <w:r>
-        <w:t>but why other general service pods are running while this pod only stuck due to secret error ?</w:t>
-      </w:r>
+        <w:t xml:space="preserve">but why other general service pods are running while this pod only stuck due to secret </w:t>
+      </w:r>
+      <w:proofErr w:type="gramStart"/>
+      <w:r>
+        <w:t>error ?</w:t>
+      </w:r>
+      <w:proofErr w:type="gramEnd"/>
       <w:r>
         <w:br/>
       </w:r>
@@ -1126,7 +1200,15 @@
     <w:p>
       <w:r>
         <w:lastRenderedPageBreak/>
-        <w:t>"Can this machine actually run this Pod?"</w:t>
+        <w:t xml:space="preserve">"Can this machine actually run </w:t>
+      </w:r>
+      <w:proofErr w:type="gramStart"/>
+      <w:r>
+        <w:t>this</w:t>
+      </w:r>
+      <w:proofErr w:type="gramEnd"/>
+      <w:r>
+        <w:t xml:space="preserve"> Pod?"</w:t>
       </w:r>
       <w:r>
         <w:br/>
@@ -1163,8 +1245,6 @@
       </w:r>
       <w:r>
         <w:br/>
-      </w:r>
-      <w:r>
         <w:t>Limits</w:t>
       </w:r>
     </w:p>
@@ -1184,6 +1264,7 @@
       </w:pPr>
       <w:r>
         <w:rPr>
+          <w:noProof/>
           <w:lang w:val="en-US"/>
         </w:rPr>
         <w:drawing>
@@ -1267,6 +1348,7 @@
         <w:rPr>
           <w:b/>
           <w:bCs/>
+          <w:noProof/>
         </w:rPr>
         <w:lastRenderedPageBreak/>
         <w:drawing>
@@ -1368,6 +1450,7 @@
         <w:rPr>
           <w:b/>
           <w:bCs/>
+          <w:noProof/>
         </w:rPr>
         <w:drawing>
           <wp:inline distT="0" distB="0" distL="0" distR="0" wp14:anchorId="3262B334" wp14:editId="23531062">
@@ -1427,12 +1510,53 @@
           <w:bCs/>
         </w:rPr>
       </w:pPr>
-      <w:r>
-        <w:rPr>
-          <w:b/>
-          <w:bCs/>
-        </w:rPr>
-        <w:t xml:space="preserve">If  a new node come but there are no enough resources then </w:t>
+      <w:proofErr w:type="gramStart"/>
+      <w:r>
+        <w:rPr>
+          <w:b/>
+          <w:bCs/>
+        </w:rPr>
+        <w:t>If  a</w:t>
+      </w:r>
+      <w:proofErr w:type="gramEnd"/>
+      <w:r>
+        <w:rPr>
+          <w:b/>
+          <w:bCs/>
+        </w:rPr>
+        <w:t xml:space="preserve"> new node come but there are </w:t>
+      </w:r>
+      <w:proofErr w:type="gramStart"/>
+      <w:r>
+        <w:rPr>
+          <w:b/>
+          <w:bCs/>
+        </w:rPr>
+        <w:t>no</w:t>
+      </w:r>
+      <w:proofErr w:type="gramEnd"/>
+      <w:r>
+        <w:rPr>
+          <w:b/>
+          <w:bCs/>
+        </w:rPr>
+        <w:t xml:space="preserve"> enough </w:t>
+      </w:r>
+      <w:proofErr w:type="gramStart"/>
+      <w:r>
+        <w:rPr>
+          <w:b/>
+          <w:bCs/>
+        </w:rPr>
+        <w:t>resources</w:t>
+      </w:r>
+      <w:proofErr w:type="gramEnd"/>
+      <w:r>
+        <w:rPr>
+          <w:b/>
+          <w:bCs/>
+        </w:rPr>
+        <w:t xml:space="preserve"> then </w:t>
       </w:r>
       <w:r>
         <w:rPr>
@@ -1517,6 +1641,7 @@
         <w:rPr>
           <w:b/>
           <w:bCs/>
+          <w:noProof/>
         </w:rPr>
         <w:drawing>
           <wp:inline distT="0" distB="0" distL="0" distR="0" wp14:anchorId="5B01E82E" wp14:editId="6899B61A">
@@ -1789,6 +1914,7 @@
         <w:rPr>
           <w:b/>
           <w:bCs/>
+          <w:noProof/>
         </w:rPr>
         <w:lastRenderedPageBreak/>
         <w:drawing>
@@ -1885,6 +2011,9 @@
     </w:p>
     <w:p>
       <w:r>
+        <w:rPr>
+          <w:noProof/>
+        </w:rPr>
         <w:lastRenderedPageBreak/>
         <w:drawing>
           <wp:inline distT="0" distB="0" distL="0" distR="0" wp14:anchorId="3EDA0D04" wp14:editId="5F30D1DB">
@@ -1926,6 +2055,9 @@
         <w:br/>
       </w:r>
       <w:r>
+        <w:rPr>
+          <w:noProof/>
+        </w:rPr>
         <w:drawing>
           <wp:inline distT="0" distB="0" distL="0" distR="0" wp14:anchorId="7AEF8283" wp14:editId="13FA8EB5">
             <wp:extent cx="5731510" cy="2411095"/>
@@ -1975,6 +2107,9 @@
     </w:p>
     <w:p>
       <w:r>
+        <w:rPr>
+          <w:noProof/>
+        </w:rPr>
         <w:lastRenderedPageBreak/>
         <w:drawing>
           <wp:inline distT="0" distB="0" distL="0" distR="0" wp14:anchorId="57CE32E8" wp14:editId="2B3B87B8">
@@ -2014,8 +2149,6 @@
       </w:r>
       <w:r>
         <w:br/>
-      </w:r>
-      <w:r>
         <w:t xml:space="preserve">                 </w:t>
       </w:r>
     </w:p>
@@ -2050,27 +2183,7 @@
           <w:bCs/>
         </w:rPr>
         <w:tab/>
-      </w:r>
-      <w:r>
-        <w:rPr>
-          <w:b/>
-          <w:bCs/>
-        </w:rPr>
-        <w:t xml:space="preserve"> </w:t>
-      </w:r>
-      <w:r>
-        <w:rPr>
-          <w:b/>
-          <w:bCs/>
-        </w:rPr>
-        <w:t xml:space="preserve">                   </w:t>
-      </w:r>
-      <w:r>
-        <w:rPr>
-          <w:b/>
-          <w:bCs/>
-        </w:rPr>
-        <w:t>Memory</w:t>
+        <w:t xml:space="preserve">                    Memory</w:t>
       </w:r>
     </w:p>
     <w:p/>
@@ -2096,32 +2209,32 @@
       </w:r>
       <w:r>
         <w:tab/>
+      </w:r>
+      <w:proofErr w:type="gramStart"/>
+      <w:r>
+        <w:tab/>
+        <w:t xml:space="preserve">  Kill</w:t>
+      </w:r>
+      <w:proofErr w:type="gramEnd"/>
+      <w:r>
+        <w:t xml:space="preserve"> Container</w:t>
+      </w:r>
+    </w:p>
+    <w:p/>
+    <w:p>
+      <w:r>
+        <w:t>↓</w:t>
+      </w:r>
+    </w:p>
+    <w:p/>
+    <w:p>
+      <w:r>
+        <w:t xml:space="preserve">Pod Keeps Running       </w:t>
       </w:r>
       <w:r>
         <w:tab/>
         <w:t xml:space="preserve"> </w:t>
       </w:r>
-      <w:r>
-        <w:t xml:space="preserve"> Kill Container</w:t>
-      </w:r>
-    </w:p>
-    <w:p/>
-    <w:p>
-      <w:r>
-        <w:t>↓</w:t>
-      </w:r>
-    </w:p>
-    <w:p/>
-    <w:p>
-      <w:r>
-        <w:t xml:space="preserve">Pod Keeps Running       </w:t>
-      </w:r>
-      <w:r>
-        <w:tab/>
-      </w:r>
-      <w:r>
-        <w:t xml:space="preserve"> </w:t>
-      </w:r>
       <w:proofErr w:type="spellStart"/>
       <w:r>
         <w:t>OOMKilled</w:t>
@@ -2145,8 +2258,6 @@
       </w:r>
       <w:r>
         <w:tab/>
-      </w:r>
-      <w:r>
         <w:t>Kubernetes Restarts</w:t>
       </w:r>
       <w:r>
@@ -2179,6 +2290,7 @@
       </w:pPr>
       <w:r>
         <w:rPr>
+          <w:noProof/>
           <w:lang w:val="en-US"/>
         </w:rPr>
         <w:drawing>
@@ -2262,12 +2374,23 @@
         <w:br/>
       </w:r>
       <w:r>
-        <w:t>Kubernetes (actually the Linux kernel) will kill the container, and Kubernetes will restart it.</w:t>
+        <w:t>Kubernetes (</w:t>
+      </w:r>
+      <w:proofErr w:type="gramStart"/>
+      <w:r>
+        <w:t>actually the</w:t>
+      </w:r>
+      <w:proofErr w:type="gramEnd"/>
+      <w:r>
+        <w:t xml:space="preserve"> Linux kernel) will kill the container, and Kubernetes will restart it.</w:t>
       </w:r>
     </w:p>
     <w:p/>
     <w:p>
       <w:r>
+        <w:rPr>
+          <w:noProof/>
+        </w:rPr>
         <w:lastRenderedPageBreak/>
         <w:drawing>
           <wp:inline distT="0" distB="0" distL="0" distR="0" wp14:anchorId="1B579704" wp14:editId="58A6047A">
@@ -2310,12 +2433,1384 @@
       </w:r>
     </w:p>
     <w:p>
-      <w:pPr>
-        <w:rPr>
-          <w:lang w:val="en-US"/>
-        </w:rPr>
-      </w:pPr>
-    </w:p>
+      <w:r>
+        <w:t>```````````````````````````````````````````````````````````````````</w:t>
+      </w:r>
+    </w:p>
+    <w:p/>
+    <w:p>
+      <w:pPr>
+        <w:rPr>
+          <w:b/>
+          <w:bCs/>
+        </w:rPr>
+      </w:pPr>
+      <w:r>
+        <w:rPr>
+          <w:b/>
+          <w:bCs/>
+        </w:rPr>
+        <w:t>Experiment 3 – Killing PID 1 (Container Lifecycle)</w:t>
+      </w:r>
+    </w:p>
+    <w:p>
+      <w:pPr>
+        <w:rPr>
+          <w:b/>
+          <w:bCs/>
+        </w:rPr>
+      </w:pPr>
+      <w:r>
+        <w:rPr>
+          <w:b/>
+          <w:bCs/>
+        </w:rPr>
+        <w:t>Objective</w:t>
+      </w:r>
+    </w:p>
+    <w:p>
+      <w:r>
+        <w:t>Understand:</w:t>
+      </w:r>
+    </w:p>
+    <w:p>
+      <w:pPr>
+        <w:numPr>
+          <w:ilvl w:val="0"/>
+          <w:numId w:val="2"/>
+        </w:numPr>
+      </w:pPr>
+      <w:r>
+        <w:t xml:space="preserve">Why a container exists </w:t>
+      </w:r>
+    </w:p>
+    <w:p>
+      <w:pPr>
+        <w:numPr>
+          <w:ilvl w:val="0"/>
+          <w:numId w:val="2"/>
+        </w:numPr>
+      </w:pPr>
+      <w:r>
+        <w:t xml:space="preserve">What PID 1 is </w:t>
+      </w:r>
+    </w:p>
+    <w:p>
+      <w:pPr>
+        <w:numPr>
+          <w:ilvl w:val="0"/>
+          <w:numId w:val="2"/>
+        </w:numPr>
+      </w:pPr>
+      <w:r>
+        <w:t xml:space="preserve">Why killing PID 1 stops the container </w:t>
+      </w:r>
+    </w:p>
+    <w:p>
+      <w:pPr>
+        <w:numPr>
+          <w:ilvl w:val="0"/>
+          <w:numId w:val="2"/>
+        </w:numPr>
+      </w:pPr>
+      <w:r>
+        <w:t xml:space="preserve">How Kubernetes recovers the application </w:t>
+      </w:r>
+    </w:p>
+    <w:p>
+      <w:pPr>
+        <w:numPr>
+          <w:ilvl w:val="0"/>
+          <w:numId w:val="2"/>
+        </w:numPr>
+      </w:pPr>
+      <w:r>
+        <w:t>Difference between Container, Pod, and Deployment</w:t>
+      </w:r>
+    </w:p>
+    <w:p/>
+    <w:p>
+      <w:r>
+        <w:lastRenderedPageBreak/>
+        <w:drawing>
+          <wp:inline distT="0" distB="0" distL="0" distR="0" wp14:anchorId="0C724A5C" wp14:editId="0953B82D">
+            <wp:extent cx="5731510" cy="3039110"/>
+            <wp:effectExtent l="0" t="0" r="2540" b="8890"/>
+            <wp:docPr id="1614607058" name="Picture 1"/>
+            <wp:cNvGraphicFramePr>
+              <a:graphicFrameLocks xmlns:a="http://schemas.openxmlformats.org/drawingml/2006/main" noChangeAspect="1"/>
+            </wp:cNvGraphicFramePr>
+            <a:graphic xmlns:a="http://schemas.openxmlformats.org/drawingml/2006/main">
+              <a:graphicData uri="http://schemas.openxmlformats.org/drawingml/2006/picture">
+                <pic:pic xmlns:pic="http://schemas.openxmlformats.org/drawingml/2006/picture">
+                  <pic:nvPicPr>
+                    <pic:cNvPr id="1614607058" name=""/>
+                    <pic:cNvPicPr/>
+                  </pic:nvPicPr>
+                  <pic:blipFill>
+                    <a:blip r:embed="rId20"/>
+                    <a:stretch>
+                      <a:fillRect/>
+                    </a:stretch>
+                  </pic:blipFill>
+                  <pic:spPr>
+                    <a:xfrm>
+                      <a:off x="0" y="0"/>
+                      <a:ext cx="5731510" cy="3039110"/>
+                    </a:xfrm>
+                    <a:prstGeom prst="rect">
+                      <a:avLst/>
+                    </a:prstGeom>
+                  </pic:spPr>
+                </pic:pic>
+              </a:graphicData>
+            </a:graphic>
+          </wp:inline>
+        </w:drawing>
+      </w:r>
+      <w:r>
+        <w:br/>
+      </w:r>
+      <w:r>
+        <w:drawing>
+          <wp:inline distT="0" distB="0" distL="0" distR="0" wp14:anchorId="690373F7" wp14:editId="5CE859AA">
+            <wp:extent cx="5731510" cy="3742690"/>
+            <wp:effectExtent l="0" t="0" r="2540" b="0"/>
+            <wp:docPr id="1782489043" name="Picture 1"/>
+            <wp:cNvGraphicFramePr>
+              <a:graphicFrameLocks xmlns:a="http://schemas.openxmlformats.org/drawingml/2006/main" noChangeAspect="1"/>
+            </wp:cNvGraphicFramePr>
+            <a:graphic xmlns:a="http://schemas.openxmlformats.org/drawingml/2006/main">
+              <a:graphicData uri="http://schemas.openxmlformats.org/drawingml/2006/picture">
+                <pic:pic xmlns:pic="http://schemas.openxmlformats.org/drawingml/2006/picture">
+                  <pic:nvPicPr>
+                    <pic:cNvPr id="1782489043" name=""/>
+                    <pic:cNvPicPr/>
+                  </pic:nvPicPr>
+                  <pic:blipFill>
+                    <a:blip r:embed="rId21"/>
+                    <a:stretch>
+                      <a:fillRect/>
+                    </a:stretch>
+                  </pic:blipFill>
+                  <pic:spPr>
+                    <a:xfrm>
+                      <a:off x="0" y="0"/>
+                      <a:ext cx="5731510" cy="3742690"/>
+                    </a:xfrm>
+                    <a:prstGeom prst="rect">
+                      <a:avLst/>
+                    </a:prstGeom>
+                  </pic:spPr>
+                </pic:pic>
+              </a:graphicData>
+            </a:graphic>
+          </wp:inline>
+        </w:drawing>
+      </w:r>
+      <w:r>
+        <w:br/>
+      </w:r>
+      <w:r>
+        <w:t>The lifetime of a container is the lifetime of PID 1.</w:t>
+      </w:r>
+      <w:r>
+        <w:br/>
+      </w:r>
+      <w:r>
+        <w:lastRenderedPageBreak/>
+        <w:drawing>
+          <wp:inline distT="0" distB="0" distL="0" distR="0" wp14:anchorId="0429B2CD" wp14:editId="44939E5C">
+            <wp:extent cx="5731510" cy="2674620"/>
+            <wp:effectExtent l="0" t="0" r="2540" b="0"/>
+            <wp:docPr id="1348698862" name="Picture 1"/>
+            <wp:cNvGraphicFramePr>
+              <a:graphicFrameLocks xmlns:a="http://schemas.openxmlformats.org/drawingml/2006/main" noChangeAspect="1"/>
+            </wp:cNvGraphicFramePr>
+            <a:graphic xmlns:a="http://schemas.openxmlformats.org/drawingml/2006/main">
+              <a:graphicData uri="http://schemas.openxmlformats.org/drawingml/2006/picture">
+                <pic:pic xmlns:pic="http://schemas.openxmlformats.org/drawingml/2006/picture">
+                  <pic:nvPicPr>
+                    <pic:cNvPr id="1348698862" name=""/>
+                    <pic:cNvPicPr/>
+                  </pic:nvPicPr>
+                  <pic:blipFill>
+                    <a:blip r:embed="rId22"/>
+                    <a:stretch>
+                      <a:fillRect/>
+                    </a:stretch>
+                  </pic:blipFill>
+                  <pic:spPr>
+                    <a:xfrm>
+                      <a:off x="0" y="0"/>
+                      <a:ext cx="5731510" cy="2674620"/>
+                    </a:xfrm>
+                    <a:prstGeom prst="rect">
+                      <a:avLst/>
+                    </a:prstGeom>
+                  </pic:spPr>
+                </pic:pic>
+              </a:graphicData>
+            </a:graphic>
+          </wp:inline>
+        </w:drawing>
+      </w:r>
+      <w:r>
+        <w:t>````````````````````````````````````````````````````````````````````</w:t>
+      </w:r>
+    </w:p>
+    <w:p>
+      <w:r>
+        <w:drawing>
+          <wp:inline distT="0" distB="0" distL="0" distR="0" wp14:anchorId="4AEDFE42" wp14:editId="4BEAC3A5">
+            <wp:extent cx="5731510" cy="4254500"/>
+            <wp:effectExtent l="0" t="0" r="2540" b="0"/>
+            <wp:docPr id="924319658" name="Picture 1"/>
+            <wp:cNvGraphicFramePr>
+              <a:graphicFrameLocks xmlns:a="http://schemas.openxmlformats.org/drawingml/2006/main" noChangeAspect="1"/>
+            </wp:cNvGraphicFramePr>
+            <a:graphic xmlns:a="http://schemas.openxmlformats.org/drawingml/2006/main">
+              <a:graphicData uri="http://schemas.openxmlformats.org/drawingml/2006/picture">
+                <pic:pic xmlns:pic="http://schemas.openxmlformats.org/drawingml/2006/picture">
+                  <pic:nvPicPr>
+                    <pic:cNvPr id="924319658" name=""/>
+                    <pic:cNvPicPr/>
+                  </pic:nvPicPr>
+                  <pic:blipFill>
+                    <a:blip r:embed="rId23"/>
+                    <a:stretch>
+                      <a:fillRect/>
+                    </a:stretch>
+                  </pic:blipFill>
+                  <pic:spPr>
+                    <a:xfrm>
+                      <a:off x="0" y="0"/>
+                      <a:ext cx="5731510" cy="4254500"/>
+                    </a:xfrm>
+                    <a:prstGeom prst="rect">
+                      <a:avLst/>
+                    </a:prstGeom>
+                  </pic:spPr>
+                </pic:pic>
+              </a:graphicData>
+            </a:graphic>
+          </wp:inline>
+        </w:drawing>
+      </w:r>
+      <w:r>
+        <w:br/>
+      </w:r>
+      <w:r>
+        <w:t xml:space="preserve">Suppose you recreate </w:t>
+      </w:r>
+      <w:r>
+        <w:rPr>
+          <w:b/>
+          <w:bCs/>
+        </w:rPr>
+        <w:t>only</w:t>
+      </w:r>
+      <w:r>
+        <w:t xml:space="preserve"> the Deploymen</w:t>
+      </w:r>
+      <w:r>
+        <w:t>t “</w:t>
+      </w:r>
+      <w:proofErr w:type="spellStart"/>
+      <w:r>
+        <w:t>kubectl</w:t>
+      </w:r>
+      <w:proofErr w:type="spellEnd"/>
+      <w:r>
+        <w:t xml:space="preserve"> apply -f general-</w:t>
+      </w:r>
+      <w:proofErr w:type="spellStart"/>
+      <w:proofErr w:type="gramStart"/>
+      <w:r>
+        <w:t>deployment.yaml</w:t>
+      </w:r>
+      <w:proofErr w:type="spellEnd"/>
+      <w:proofErr w:type="gramEnd"/>
+      <w:r>
+        <w:t>”?</w:t>
+      </w:r>
+      <w:r>
+        <w:br/>
+      </w:r>
+      <w:r>
+        <w:t>What do you think will happen?</w:t>
+      </w:r>
+    </w:p>
+    <w:p>
+      <w:r>
+        <w:rPr>
+          <w:b/>
+          <w:bCs/>
+        </w:rPr>
+        <w:t>A.</w:t>
+      </w:r>
+      <w:r>
+        <w:t xml:space="preserve"> The new Pods will start, and the existing Service will automatically begin routing traffic to them again.</w:t>
+      </w:r>
+    </w:p>
+    <w:p>
+      <w:r>
+        <w:rPr>
+          <w:b/>
+          <w:bCs/>
+        </w:rPr>
+        <w:t>B.</w:t>
+      </w:r>
+      <w:r>
+        <w:t xml:space="preserve"> The Pods will start, but the Service won't work until you recreate it.</w:t>
+      </w:r>
+    </w:p>
+    <w:p>
+      <w:r>
+        <w:lastRenderedPageBreak/>
+        <w:t>Answer is A</w:t>
+      </w:r>
+    </w:p>
+    <w:p/>
+    <w:p>
+      <w:r>
+        <w:drawing>
+          <wp:inline distT="0" distB="0" distL="0" distR="0" wp14:anchorId="44A0573B" wp14:editId="4693649B">
+            <wp:extent cx="5731510" cy="3736340"/>
+            <wp:effectExtent l="0" t="0" r="2540" b="0"/>
+            <wp:docPr id="1383979565" name="Picture 1"/>
+            <wp:cNvGraphicFramePr>
+              <a:graphicFrameLocks xmlns:a="http://schemas.openxmlformats.org/drawingml/2006/main" noChangeAspect="1"/>
+            </wp:cNvGraphicFramePr>
+            <a:graphic xmlns:a="http://schemas.openxmlformats.org/drawingml/2006/main">
+              <a:graphicData uri="http://schemas.openxmlformats.org/drawingml/2006/picture">
+                <pic:pic xmlns:pic="http://schemas.openxmlformats.org/drawingml/2006/picture">
+                  <pic:nvPicPr>
+                    <pic:cNvPr id="1383979565" name=""/>
+                    <pic:cNvPicPr/>
+                  </pic:nvPicPr>
+                  <pic:blipFill>
+                    <a:blip r:embed="rId24"/>
+                    <a:stretch>
+                      <a:fillRect/>
+                    </a:stretch>
+                  </pic:blipFill>
+                  <pic:spPr>
+                    <a:xfrm>
+                      <a:off x="0" y="0"/>
+                      <a:ext cx="5731510" cy="3736340"/>
+                    </a:xfrm>
+                    <a:prstGeom prst="rect">
+                      <a:avLst/>
+                    </a:prstGeom>
+                  </pic:spPr>
+                </pic:pic>
+              </a:graphicData>
+            </a:graphic>
+          </wp:inline>
+        </w:drawing>
+      </w:r>
+    </w:p>
+    <w:p>
+      <w:r>
+        <w:drawing>
+          <wp:inline distT="0" distB="0" distL="0" distR="0" wp14:anchorId="108448F8" wp14:editId="0F2D2C1C">
+            <wp:extent cx="5731510" cy="2722880"/>
+            <wp:effectExtent l="0" t="0" r="2540" b="1270"/>
+            <wp:docPr id="739027903" name="Picture 1"/>
+            <wp:cNvGraphicFramePr>
+              <a:graphicFrameLocks xmlns:a="http://schemas.openxmlformats.org/drawingml/2006/main" noChangeAspect="1"/>
+            </wp:cNvGraphicFramePr>
+            <a:graphic xmlns:a="http://schemas.openxmlformats.org/drawingml/2006/main">
+              <a:graphicData uri="http://schemas.openxmlformats.org/drawingml/2006/picture">
+                <pic:pic xmlns:pic="http://schemas.openxmlformats.org/drawingml/2006/picture">
+                  <pic:nvPicPr>
+                    <pic:cNvPr id="739027903" name=""/>
+                    <pic:cNvPicPr/>
+                  </pic:nvPicPr>
+                  <pic:blipFill>
+                    <a:blip r:embed="rId25"/>
+                    <a:stretch>
+                      <a:fillRect/>
+                    </a:stretch>
+                  </pic:blipFill>
+                  <pic:spPr>
+                    <a:xfrm>
+                      <a:off x="0" y="0"/>
+                      <a:ext cx="5731510" cy="2722880"/>
+                    </a:xfrm>
+                    <a:prstGeom prst="rect">
+                      <a:avLst/>
+                    </a:prstGeom>
+                  </pic:spPr>
+                </pic:pic>
+              </a:graphicData>
+            </a:graphic>
+          </wp:inline>
+        </w:drawing>
+      </w:r>
+    </w:p>
+    <w:p>
+      <w:r>
+        <w:t>```````````````````````````````````````````````````````````````````</w:t>
+      </w:r>
+    </w:p>
+    <w:p>
+      <w:pPr>
+        <w:rPr>
+          <w:b/>
+          <w:bCs/>
+        </w:rPr>
+      </w:pPr>
+      <w:r>
+        <w:tab/>
+      </w:r>
+      <w:r>
+        <w:tab/>
+      </w:r>
+      <w:r>
+        <w:tab/>
+      </w:r>
+      <w:r>
+        <w:rPr>
+          <w:b/>
+          <w:bCs/>
+        </w:rPr>
+        <w:t xml:space="preserve">Horizontal Pod </w:t>
+      </w:r>
+      <w:proofErr w:type="spellStart"/>
+      <w:r>
+        <w:rPr>
+          <w:b/>
+          <w:bCs/>
+        </w:rPr>
+        <w:t>Autoscaler</w:t>
+      </w:r>
+      <w:proofErr w:type="spellEnd"/>
+      <w:r>
+        <w:rPr>
+          <w:b/>
+          <w:bCs/>
+        </w:rPr>
+        <w:t xml:space="preserve"> (HPA)</w:t>
+      </w:r>
+    </w:p>
+    <w:p/>
+    <w:p>
+      <w:r>
+        <w:lastRenderedPageBreak/>
+        <w:t>Imagine You're Running Amazon</w:t>
+      </w:r>
+      <w:r>
+        <w:br/>
+      </w:r>
+      <w:r>
+        <w:t>At 3 AM:</w:t>
+      </w:r>
+      <w:r>
+        <w:tab/>
+      </w:r>
+      <w:r>
+        <w:t xml:space="preserve">Users: </w:t>
+      </w:r>
+      <w:proofErr w:type="gramStart"/>
+      <w:r>
+        <w:t>50</w:t>
+      </w:r>
+      <w:r>
+        <w:t xml:space="preserve">  -&gt;  </w:t>
+      </w:r>
+      <w:r>
+        <w:t>1</w:t>
+      </w:r>
+      <w:proofErr w:type="gramEnd"/>
+      <w:r>
+        <w:t xml:space="preserve"> Pod is enough</w:t>
+      </w:r>
+      <w:r>
+        <w:br/>
+      </w:r>
+      <w:r>
+        <w:t>At 9 PM during a sale:</w:t>
+      </w:r>
+      <w:r>
+        <w:tab/>
+      </w:r>
+      <w:r>
+        <w:t xml:space="preserve">Users: </w:t>
+      </w:r>
+      <w:proofErr w:type="gramStart"/>
+      <w:r>
+        <w:t>50,000</w:t>
+      </w:r>
+      <w:r>
+        <w:t xml:space="preserve"> </w:t>
+      </w:r>
+      <w:r>
+        <w:t xml:space="preserve"> </w:t>
+      </w:r>
+      <w:r>
+        <w:t>-</w:t>
+      </w:r>
+      <w:proofErr w:type="gramEnd"/>
+      <w:r>
+        <w:t xml:space="preserve">&gt; </w:t>
+      </w:r>
+      <w:r>
+        <w:t>1 Pod becomes overloaded</w:t>
+      </w:r>
+    </w:p>
+    <w:p/>
+    <w:p>
+      <w:r>
+        <w:t xml:space="preserve">You have two choices </w:t>
+      </w:r>
+      <w:r>
+        <w:br/>
+      </w:r>
+      <w:r>
+        <w:drawing>
+          <wp:inline distT="0" distB="0" distL="0" distR="0" wp14:anchorId="0C19AD12" wp14:editId="37736902">
+            <wp:extent cx="5731510" cy="3566160"/>
+            <wp:effectExtent l="0" t="0" r="2540" b="0"/>
+            <wp:docPr id="2104888342" name="Picture 1"/>
+            <wp:cNvGraphicFramePr>
+              <a:graphicFrameLocks xmlns:a="http://schemas.openxmlformats.org/drawingml/2006/main" noChangeAspect="1"/>
+            </wp:cNvGraphicFramePr>
+            <a:graphic xmlns:a="http://schemas.openxmlformats.org/drawingml/2006/main">
+              <a:graphicData uri="http://schemas.openxmlformats.org/drawingml/2006/picture">
+                <pic:pic xmlns:pic="http://schemas.openxmlformats.org/drawingml/2006/picture">
+                  <pic:nvPicPr>
+                    <pic:cNvPr id="2104888342" name=""/>
+                    <pic:cNvPicPr/>
+                  </pic:nvPicPr>
+                  <pic:blipFill>
+                    <a:blip r:embed="rId26"/>
+                    <a:stretch>
+                      <a:fillRect/>
+                    </a:stretch>
+                  </pic:blipFill>
+                  <pic:spPr>
+                    <a:xfrm>
+                      <a:off x="0" y="0"/>
+                      <a:ext cx="5731510" cy="3566160"/>
+                    </a:xfrm>
+                    <a:prstGeom prst="rect">
+                      <a:avLst/>
+                    </a:prstGeom>
+                  </pic:spPr>
+                </pic:pic>
+              </a:graphicData>
+            </a:graphic>
+          </wp:inline>
+        </w:drawing>
+      </w:r>
+      <w:r>
+        <w:br/>
+      </w:r>
+      <w:r>
+        <w:br/>
+      </w:r>
+      <w:r>
+        <w:t>HPA continuously asks:</w:t>
+      </w:r>
+    </w:p>
+    <w:p>
+      <w:r>
+        <w:t>How busy are my Pods?</w:t>
+      </w:r>
+    </w:p>
+    <w:p>
+      <w:r>
+        <w:t>If they're busy</w:t>
+      </w:r>
+      <w:r>
+        <w:tab/>
+      </w:r>
+      <w:r>
+        <w:tab/>
+        <w:t>-&gt;</w:t>
+      </w:r>
+      <w:r>
+        <w:tab/>
+      </w:r>
+      <w:r>
+        <w:t>Create more Pods</w:t>
+      </w:r>
+    </w:p>
+    <w:p>
+      <w:r>
+        <w:t>If they're idle</w:t>
+      </w:r>
+      <w:r>
+        <w:tab/>
+      </w:r>
+      <w:r>
+        <w:tab/>
+        <w:t>-&gt;</w:t>
+      </w:r>
+      <w:r>
+        <w:tab/>
+      </w:r>
+      <w:r>
+        <w:t>Remove extra Pods</w:t>
+      </w:r>
+    </w:p>
+    <w:p/>
+    <w:p>
+      <w:r>
+        <w:lastRenderedPageBreak/>
+        <w:drawing>
+          <wp:inline distT="0" distB="0" distL="0" distR="0" wp14:anchorId="0A704B48" wp14:editId="033BF3A2">
+            <wp:extent cx="5731510" cy="5471160"/>
+            <wp:effectExtent l="0" t="0" r="2540" b="0"/>
+            <wp:docPr id="1659966540" name="Picture 1"/>
+            <wp:cNvGraphicFramePr>
+              <a:graphicFrameLocks xmlns:a="http://schemas.openxmlformats.org/drawingml/2006/main" noChangeAspect="1"/>
+            </wp:cNvGraphicFramePr>
+            <a:graphic xmlns:a="http://schemas.openxmlformats.org/drawingml/2006/main">
+              <a:graphicData uri="http://schemas.openxmlformats.org/drawingml/2006/picture">
+                <pic:pic xmlns:pic="http://schemas.openxmlformats.org/drawingml/2006/picture">
+                  <pic:nvPicPr>
+                    <pic:cNvPr id="1659966540" name=""/>
+                    <pic:cNvPicPr/>
+                  </pic:nvPicPr>
+                  <pic:blipFill>
+                    <a:blip r:embed="rId27"/>
+                    <a:stretch>
+                      <a:fillRect/>
+                    </a:stretch>
+                  </pic:blipFill>
+                  <pic:spPr>
+                    <a:xfrm>
+                      <a:off x="0" y="0"/>
+                      <a:ext cx="5731510" cy="5471160"/>
+                    </a:xfrm>
+                    <a:prstGeom prst="rect">
+                      <a:avLst/>
+                    </a:prstGeom>
+                  </pic:spPr>
+                </pic:pic>
+              </a:graphicData>
+            </a:graphic>
+          </wp:inline>
+        </w:drawing>
+      </w:r>
+      <w:r>
+        <w:br/>
+      </w:r>
+      <w:r>
+        <w:drawing>
+          <wp:inline distT="0" distB="0" distL="0" distR="0" wp14:anchorId="351CF737" wp14:editId="28949BF6">
+            <wp:extent cx="5731510" cy="2386330"/>
+            <wp:effectExtent l="0" t="0" r="2540" b="0"/>
+            <wp:docPr id="1792239626" name="Picture 1"/>
+            <wp:cNvGraphicFramePr>
+              <a:graphicFrameLocks xmlns:a="http://schemas.openxmlformats.org/drawingml/2006/main" noChangeAspect="1"/>
+            </wp:cNvGraphicFramePr>
+            <a:graphic xmlns:a="http://schemas.openxmlformats.org/drawingml/2006/main">
+              <a:graphicData uri="http://schemas.openxmlformats.org/drawingml/2006/picture">
+                <pic:pic xmlns:pic="http://schemas.openxmlformats.org/drawingml/2006/picture">
+                  <pic:nvPicPr>
+                    <pic:cNvPr id="1792239626" name=""/>
+                    <pic:cNvPicPr/>
+                  </pic:nvPicPr>
+                  <pic:blipFill>
+                    <a:blip r:embed="rId28"/>
+                    <a:stretch>
+                      <a:fillRect/>
+                    </a:stretch>
+                  </pic:blipFill>
+                  <pic:spPr>
+                    <a:xfrm>
+                      <a:off x="0" y="0"/>
+                      <a:ext cx="5731510" cy="2386330"/>
+                    </a:xfrm>
+                    <a:prstGeom prst="rect">
+                      <a:avLst/>
+                    </a:prstGeom>
+                  </pic:spPr>
+                </pic:pic>
+              </a:graphicData>
+            </a:graphic>
+          </wp:inline>
+        </w:drawing>
+      </w:r>
+      <w:r>
+        <w:br/>
+      </w:r>
+    </w:p>
+    <w:p/>
+    <w:p>
+      <w:pPr>
+        <w:rPr>
+          <w:b/>
+          <w:bCs/>
+        </w:rPr>
+      </w:pPr>
+      <w:r>
+        <w:lastRenderedPageBreak/>
+        <w:t>T</w:t>
+      </w:r>
+      <w:r>
+        <w:t>here are two ways to improve capacity</w:t>
+      </w:r>
+      <w:r>
+        <w:t>.</w:t>
+      </w:r>
+      <w:r>
+        <w:br/>
+      </w:r>
+      <w:proofErr w:type="gramStart"/>
+      <w:r>
+        <w:rPr>
+          <w:b/>
+          <w:bCs/>
+        </w:rPr>
+        <w:t>1.</w:t>
+      </w:r>
+      <w:r>
+        <w:rPr>
+          <w:b/>
+          <w:bCs/>
+        </w:rPr>
+        <w:t>Vertical</w:t>
+      </w:r>
+      <w:proofErr w:type="gramEnd"/>
+      <w:r>
+        <w:rPr>
+          <w:b/>
+          <w:bCs/>
+        </w:rPr>
+        <w:t xml:space="preserve"> Scaling</w:t>
+      </w:r>
+    </w:p>
+    <w:p>
+      <w:r>
+        <w:t>One bigger machine.</w:t>
+      </w:r>
+    </w:p>
+    <w:p>
+      <w:r>
+        <w:t>2 CPU</w:t>
+      </w:r>
+    </w:p>
+    <w:p>
+      <w:r>
+        <w:t>↓</w:t>
+      </w:r>
+    </w:p>
+    <w:p>
+      <w:r>
+        <w:t>4 CPU</w:t>
+      </w:r>
+    </w:p>
+    <w:p>
+      <w:r>
+        <w:t>↓</w:t>
+      </w:r>
+    </w:p>
+    <w:p>
+      <w:r>
+        <w:t>8 CPU</w:t>
+      </w:r>
+    </w:p>
+    <w:p>
+      <w:r>
+        <w:t xml:space="preserve">The server becomes </w:t>
+      </w:r>
+      <w:r>
+        <w:rPr>
+          <w:b/>
+          <w:bCs/>
+        </w:rPr>
+        <w:t>stronger</w:t>
+      </w:r>
+      <w:r>
+        <w:t>.</w:t>
+      </w:r>
+    </w:p>
+    <w:p/>
+    <w:p>
+      <w:r>
+        <w:rPr>
+          <w:b/>
+          <w:bCs/>
+        </w:rPr>
+        <w:t>2.</w:t>
+      </w:r>
+      <w:r>
+        <w:t xml:space="preserve"> </w:t>
+      </w:r>
+      <w:r>
+        <w:rPr>
+          <w:b/>
+          <w:bCs/>
+        </w:rPr>
+        <w:t>Horizontal Scaling</w:t>
+      </w:r>
+      <w:r>
+        <w:rPr>
+          <w:b/>
+          <w:bCs/>
+        </w:rPr>
+        <w:br/>
+      </w:r>
+      <w:r>
+        <w:t>More machines (or more Pods).</w:t>
+      </w:r>
+    </w:p>
+    <w:p>
+      <w:r>
+        <w:t>1 Pod</w:t>
+      </w:r>
+    </w:p>
+    <w:p>
+      <w:r>
+        <w:t>↓</w:t>
+      </w:r>
+    </w:p>
+    <w:p>
+      <w:r>
+        <w:t>2 Pods</w:t>
+      </w:r>
+    </w:p>
+    <w:p>
+      <w:r>
+        <w:t>↓</w:t>
+      </w:r>
+    </w:p>
+    <w:p>
+      <w:r>
+        <w:t>4 Pods</w:t>
+      </w:r>
+    </w:p>
+    <w:p>
+      <w:r>
+        <w:t>↓</w:t>
+      </w:r>
+    </w:p>
+    <w:p>
+      <w:r>
+        <w:t>8 Pods</w:t>
+      </w:r>
+    </w:p>
+    <w:p>
+      <w:r>
+        <w:t xml:space="preserve">Instead of making one Pod stronger, Kubernetes creates </w:t>
+      </w:r>
+      <w:r>
+        <w:rPr>
+          <w:b/>
+          <w:bCs/>
+        </w:rPr>
+        <w:t>more Pods</w:t>
+      </w:r>
+      <w:r>
+        <w:t>.</w:t>
+      </w:r>
+    </w:p>
+    <w:p>
+      <w:r>
+        <w:t xml:space="preserve">That's why it's called </w:t>
+      </w:r>
+      <w:r>
+        <w:rPr>
+          <w:b/>
+          <w:bCs/>
+        </w:rPr>
+        <w:t xml:space="preserve">Horizontal Pod </w:t>
+      </w:r>
+      <w:proofErr w:type="spellStart"/>
+      <w:r>
+        <w:rPr>
+          <w:b/>
+          <w:bCs/>
+        </w:rPr>
+        <w:t>Autoscaler</w:t>
+      </w:r>
+      <w:proofErr w:type="spellEnd"/>
+      <w:r>
+        <w:t>.</w:t>
+      </w:r>
+    </w:p>
+    <w:p>
+      <w:r>
+        <w:t>```````````````````````````````````````````````````````````````````</w:t>
+      </w:r>
+    </w:p>
+    <w:p>
+      <w:pPr>
+        <w:rPr>
+          <w:b/>
+          <w:bCs/>
+        </w:rPr>
+      </w:pPr>
+      <w:r>
+        <w:rPr>
+          <w:b/>
+          <w:bCs/>
+        </w:rPr>
+        <w:t>How does it know when to scale?</w:t>
+      </w:r>
+    </w:p>
+    <w:p>
+      <w:r>
+        <w:t>It reads metrics.</w:t>
+      </w:r>
+    </w:p>
+    <w:p>
+      <w:r>
+        <w:t>Usually:</w:t>
+      </w:r>
+    </w:p>
+    <w:p>
+      <w:pPr>
+        <w:numPr>
+          <w:ilvl w:val="0"/>
+          <w:numId w:val="3"/>
+        </w:numPr>
+      </w:pPr>
+      <w:r>
+        <w:t xml:space="preserve">CPU </w:t>
+      </w:r>
+    </w:p>
+    <w:p>
+      <w:pPr>
+        <w:numPr>
+          <w:ilvl w:val="0"/>
+          <w:numId w:val="3"/>
+        </w:numPr>
+      </w:pPr>
+      <w:r>
+        <w:t xml:space="preserve">Memory </w:t>
+      </w:r>
+    </w:p>
+    <w:p>
+      <w:r>
+        <w:t xml:space="preserve">It gets these from the </w:t>
+      </w:r>
+      <w:r>
+        <w:rPr>
+          <w:b/>
+          <w:bCs/>
+        </w:rPr>
+        <w:t>Metrics Server</w:t>
+      </w:r>
+      <w:r>
+        <w:t>.</w:t>
+      </w:r>
+    </w:p>
+    <w:p/>
+    <w:p>
+      <w:r>
+        <w:lastRenderedPageBreak/>
+        <w:t xml:space="preserve">                 Users</w:t>
+      </w:r>
+    </w:p>
+    <w:p/>
+    <w:p>
+      <w:r>
+        <w:t xml:space="preserve">                   │</w:t>
+      </w:r>
+    </w:p>
+    <w:p/>
+    <w:p>
+      <w:r>
+        <w:t xml:space="preserve">                   </w:t>
+      </w:r>
+      <w:r>
+        <w:rPr>
+          <w:rFonts w:ascii="Arial" w:hAnsi="Arial" w:cs="Arial"/>
+        </w:rPr>
+        <w:t>▼</w:t>
+      </w:r>
+    </w:p>
+    <w:p/>
+    <w:p>
+      <w:r>
+        <w:t xml:space="preserve">             Ingress</w:t>
+      </w:r>
+    </w:p>
+    <w:p/>
+    <w:p>
+      <w:r>
+        <w:t xml:space="preserve">                   │</w:t>
+      </w:r>
+    </w:p>
+    <w:p/>
+    <w:p>
+      <w:r>
+        <w:t xml:space="preserve">                   </w:t>
+      </w:r>
+      <w:r>
+        <w:rPr>
+          <w:rFonts w:ascii="Arial" w:hAnsi="Arial" w:cs="Arial"/>
+        </w:rPr>
+        <w:t>▼</w:t>
+      </w:r>
+    </w:p>
+    <w:p/>
+    <w:p>
+      <w:r>
+        <w:t xml:space="preserve">             Service</w:t>
+      </w:r>
+    </w:p>
+    <w:p/>
+    <w:p>
+      <w:r>
+        <w:t xml:space="preserve">                   │</w:t>
+      </w:r>
+    </w:p>
+    <w:p/>
+    <w:p>
+      <w:r>
+        <w:t xml:space="preserve">        ┌──────────</w:t>
+      </w:r>
+      <w:r>
+        <w:rPr>
+          <w:rFonts w:ascii="MS Gothic" w:eastAsia="MS Gothic" w:hAnsi="MS Gothic" w:cs="MS Gothic" w:hint="eastAsia"/>
+        </w:rPr>
+        <w:t>┼</w:t>
+      </w:r>
+      <w:r>
+        <w:rPr>
+          <w:rFonts w:ascii="Aptos" w:hAnsi="Aptos" w:cs="Aptos"/>
+        </w:rPr>
+        <w:t>──────────┐</w:t>
+      </w:r>
+    </w:p>
+    <w:p/>
+    <w:p>
+      <w:r>
+        <w:t xml:space="preserve">        </w:t>
+      </w:r>
+      <w:r>
+        <w:rPr>
+          <w:rFonts w:ascii="Arial" w:hAnsi="Arial" w:cs="Arial"/>
+        </w:rPr>
+        <w:t>▼</w:t>
+      </w:r>
+      <w:r>
+        <w:t xml:space="preserve">          </w:t>
+      </w:r>
+      <w:r>
+        <w:rPr>
+          <w:rFonts w:ascii="Arial" w:hAnsi="Arial" w:cs="Arial"/>
+        </w:rPr>
+        <w:t>▼</w:t>
+      </w:r>
+      <w:r>
+        <w:t xml:space="preserve">          </w:t>
+      </w:r>
+      <w:r>
+        <w:rPr>
+          <w:rFonts w:ascii="Arial" w:hAnsi="Arial" w:cs="Arial"/>
+        </w:rPr>
+        <w:t>▼</w:t>
+      </w:r>
+    </w:p>
+    <w:p/>
+    <w:p>
+      <w:r>
+        <w:t xml:space="preserve">      Pod A      Pod B      Pod C</w:t>
+      </w:r>
+    </w:p>
+    <w:p/>
+    <w:p>
+      <w:r>
+        <w:t xml:space="preserve">         ↑</w:t>
+      </w:r>
+    </w:p>
+    <w:p/>
+    <w:p>
+      <w:r>
+        <w:t xml:space="preserve">         │</w:t>
+      </w:r>
+    </w:p>
+    <w:p/>
+    <w:p>
+      <w:r>
+        <w:t xml:space="preserve">    CPU Usage</w:t>
+      </w:r>
+    </w:p>
+    <w:p/>
+    <w:p>
+      <w:r>
+        <w:lastRenderedPageBreak/>
+        <w:t xml:space="preserve">         │</w:t>
+      </w:r>
+    </w:p>
+    <w:p/>
+    <w:p>
+      <w:r>
+        <w:t xml:space="preserve">         </w:t>
+      </w:r>
+      <w:r>
+        <w:rPr>
+          <w:rFonts w:ascii="Arial" w:hAnsi="Arial" w:cs="Arial"/>
+        </w:rPr>
+        <w:t>▼</w:t>
+      </w:r>
+    </w:p>
+    <w:p/>
+    <w:p>
+      <w:r>
+        <w:t xml:space="preserve">  Metrics Server</w:t>
+      </w:r>
+    </w:p>
+    <w:p/>
+    <w:p>
+      <w:r>
+        <w:t xml:space="preserve">         │</w:t>
+      </w:r>
+    </w:p>
+    <w:p/>
+    <w:p>
+      <w:r>
+        <w:t xml:space="preserve">         </w:t>
+      </w:r>
+      <w:r>
+        <w:rPr>
+          <w:rFonts w:ascii="Arial" w:hAnsi="Arial" w:cs="Arial"/>
+        </w:rPr>
+        <w:t>▼</w:t>
+      </w:r>
+    </w:p>
+    <w:p/>
+    <w:p>
+      <w:r>
+        <w:t xml:space="preserve">        HPA</w:t>
+      </w:r>
+    </w:p>
+    <w:p/>
+    <w:p>
+      <w:r>
+        <w:t xml:space="preserve">         │</w:t>
+      </w:r>
+    </w:p>
+    <w:p/>
+    <w:p>
+      <w:r>
+        <w:t xml:space="preserve">         </w:t>
+      </w:r>
+      <w:r>
+        <w:rPr>
+          <w:rFonts w:ascii="Arial" w:hAnsi="Arial" w:cs="Arial"/>
+        </w:rPr>
+        <w:t>▼</w:t>
+      </w:r>
+    </w:p>
+    <w:p/>
+    <w:p>
+      <w:r>
+        <w:t>Deployment</w:t>
+      </w:r>
+    </w:p>
+    <w:p/>
+    <w:p>
+      <w:r>
+        <w:t xml:space="preserve">         │</w:t>
+      </w:r>
+    </w:p>
+    <w:p/>
+    <w:p>
+      <w:r>
+        <w:t>Changes replicas</w:t>
+      </w:r>
+    </w:p>
+    <w:p/>
+    <w:p>
+      <w:r>
+        <w:t>3 → 5 → 8</w:t>
+      </w:r>
+      <w:r>
+        <w:br/>
+      </w:r>
+      <w:r>
+        <w:br/>
+      </w:r>
+      <w:r>
+        <w:br/>
+      </w:r>
+      <w:r>
+        <w:br/>
+      </w:r>
+      <w:r>
+        <w:t>HPA simply changes:</w:t>
+      </w:r>
+    </w:p>
+    <w:p>
+      <w:r>
+        <w:t>replicas:</w:t>
+      </w:r>
+    </w:p>
+    <w:p>
+      <w:r>
+        <w:t>For example:</w:t>
+      </w:r>
+    </w:p>
+    <w:p>
+      <w:r>
+        <w:lastRenderedPageBreak/>
+        <w:t>From</w:t>
+      </w:r>
+    </w:p>
+    <w:p>
+      <w:r>
+        <w:t>replicas: 3</w:t>
+      </w:r>
+    </w:p>
+    <w:p>
+      <w:r>
+        <w:t>to</w:t>
+      </w:r>
+    </w:p>
+    <w:p>
+      <w:r>
+        <w:t>replicas: 7</w:t>
+      </w:r>
+    </w:p>
+    <w:p>
+      <w:r>
+        <w:t xml:space="preserve">The Deployment notices the desired state changed and creates more Pods through its </w:t>
+      </w:r>
+      <w:proofErr w:type="spellStart"/>
+      <w:r>
+        <w:t>ReplicaSet</w:t>
+      </w:r>
+      <w:proofErr w:type="spellEnd"/>
+      <w:r>
+        <w:t>.</w:t>
+      </w:r>
+    </w:p>
+    <w:p>
+      <w:r>
+        <w:br/>
+        <w:t>``````````````````````````````````````````````````````````````````</w:t>
+      </w:r>
+    </w:p>
+    <w:p/>
+    <w:p>
+      <w:r>
+        <w:t>W</w:t>
+      </w:r>
+      <w:r>
+        <w:t>hy did we learn Requests before HPA?</w:t>
+      </w:r>
+      <w:r>
+        <w:br/>
+      </w:r>
+      <w:r>
+        <w:t xml:space="preserve">Because HPA calculates CPU utilization based on the </w:t>
+      </w:r>
+      <w:r>
+        <w:rPr>
+          <w:b/>
+          <w:bCs/>
+        </w:rPr>
+        <w:t>CPU request</w:t>
+      </w:r>
+      <w:r>
+        <w:t>, not the CPU limit.</w:t>
+      </w:r>
+      <w:r>
+        <w:br/>
+      </w:r>
+      <w:r>
+        <w:br/>
+      </w:r>
+      <w:r>
+        <w:drawing>
+          <wp:inline distT="0" distB="0" distL="0" distR="0" wp14:anchorId="145EED0F" wp14:editId="06E528E0">
+            <wp:extent cx="5731510" cy="4231640"/>
+            <wp:effectExtent l="0" t="0" r="2540" b="0"/>
+            <wp:docPr id="1959386140" name="Picture 1"/>
+            <wp:cNvGraphicFramePr>
+              <a:graphicFrameLocks xmlns:a="http://schemas.openxmlformats.org/drawingml/2006/main" noChangeAspect="1"/>
+            </wp:cNvGraphicFramePr>
+            <a:graphic xmlns:a="http://schemas.openxmlformats.org/drawingml/2006/main">
+              <a:graphicData uri="http://schemas.openxmlformats.org/drawingml/2006/picture">
+                <pic:pic xmlns:pic="http://schemas.openxmlformats.org/drawingml/2006/picture">
+                  <pic:nvPicPr>
+                    <pic:cNvPr id="1959386140" name=""/>
+                    <pic:cNvPicPr/>
+                  </pic:nvPicPr>
+                  <pic:blipFill>
+                    <a:blip r:embed="rId29"/>
+                    <a:stretch>
+                      <a:fillRect/>
+                    </a:stretch>
+                  </pic:blipFill>
+                  <pic:spPr>
+                    <a:xfrm>
+                      <a:off x="0" y="0"/>
+                      <a:ext cx="5731510" cy="4231640"/>
+                    </a:xfrm>
+                    <a:prstGeom prst="rect">
+                      <a:avLst/>
+                    </a:prstGeom>
+                  </pic:spPr>
+                </pic:pic>
+              </a:graphicData>
+            </a:graphic>
+          </wp:inline>
+        </w:drawing>
+      </w:r>
+      <w:r>
+        <w:br/>
+        <w:t xml:space="preserve">HPA CALCULATES THE </w:t>
+      </w:r>
+      <w:proofErr w:type="gramStart"/>
+      <w:r>
+        <w:t>AVERAGE(</w:t>
+      </w:r>
+      <w:proofErr w:type="gramEnd"/>
+      <w:r>
+        <w:t xml:space="preserve">FROM ALL POD) UTILIZATION OF RESOURCES </w:t>
+      </w:r>
+      <w:r>
+        <w:br/>
+        <w:t xml:space="preserve">means if only one pod is busy while others are </w:t>
+      </w:r>
+      <w:proofErr w:type="gramStart"/>
+      <w:r>
+        <w:t>idle ,</w:t>
+      </w:r>
+      <w:proofErr w:type="gramEnd"/>
+      <w:r>
+        <w:t xml:space="preserve"> there is no </w:t>
+      </w:r>
+      <w:proofErr w:type="gramStart"/>
+      <w:r>
+        <w:t>problem .</w:t>
+      </w:r>
+      <w:proofErr w:type="gramEnd"/>
+      <w:r>
+        <w:br/>
+        <w:t xml:space="preserve">it Is problem only when overall all the pods become busy </w:t>
+      </w:r>
+      <w:proofErr w:type="gramStart"/>
+      <w:r>
+        <w:t>( average</w:t>
+      </w:r>
+      <w:proofErr w:type="gramEnd"/>
+      <w:r>
+        <w:t>)</w:t>
+      </w:r>
+      <w:r>
+        <w:br/>
+        <w:t>``````````````````````````````````````````````````````````````````</w:t>
+      </w:r>
+    </w:p>
+    <w:p/>
+    <w:p/>
+    <w:p>
+      <w:r>
+        <w:br/>
+      </w:r>
+    </w:p>
+    <w:p/>
     <w:p>
       <w:pPr>
         <w:rPr>
@@ -2336,9 +3831,9 @@
 <file path=word/numbering.xml><?xml version="1.0" encoding="utf-8"?>
 <w:numbering xmlns:wpc="http://schemas.microsoft.com/office/word/2010/wordprocessingCanvas" xmlns:cx="http://schemas.microsoft.com/office/drawing/2014/chartex" xmlns:cx1="http://schemas.microsoft.com/office/drawing/2015/9/8/chartex" xmlns:cx2="http://schemas.microsoft.com/office/drawing/2015/10/21/chartex" xmlns:cx3="http://schemas.microsoft.com/office/drawing/2016/5/9/chartex" xmlns:cx4="http://schemas.microsoft.com/office/drawing/2016/5/10/chartex" xmlns:cx5="http://schemas.microsoft.com/office/drawing/2016/5/11/chartex" xmlns:cx6="http://schemas.microsoft.com/office/drawing/2016/5/12/chartex" xmlns:cx7="http://schemas.microsoft.com/office/drawing/2016/5/13/chartex" xmlns:cx8="http://schemas.microsoft.com/office/drawing/2016/5/14/chartex" xmlns:mc="http://schemas.openxmlformats.org/markup-compatibility/2006" xmlns:aink="http://schemas.microsoft.com/office/drawing/2016/ink" xmlns:am3d="http://schemas.microsoft.com/office/drawing/2017/model3d" xmlns:o="urn:schemas-microsoft-com:office:office" xmlns:oel="http://schemas.microsoft.com/office/2019/extlst" xmlns:r="http://schemas.openxmlformats.org/officeDocument/2006/relationships" xmlns:m="http://schemas.openxmlformats.org/officeDocument/2006/math" xmlns:v="urn:schemas-microsoft-com:vml" xmlns:wp14="http://schemas.microsoft.com/office/word/2010/wordprocessingDrawing" xmlns:wp="http://schemas.openxmlformats.org/drawingml/2006/wordprocessingDrawing" xmlns:w10="urn:schemas-microsoft-com:office:word" xmlns:w="http://schemas.openxmlformats.org/wordprocessingml/2006/main" xmlns:w14="http://schemas.microsoft.com/office/word/2010/wordml" xmlns:w15="http://schemas.microsoft.com/office/word/2012/wordml" xmlns:w16cex="http://schemas.microsoft.com/office/word/2018/wordml/cex" xmlns:w16cid="http://schemas.microsoft.com/office/word/2016/wordml/cid" xmlns:w16="http://schemas.microsoft.com/office/word/2018/wordml" xmlns:w16du="http://schemas.microsoft.com/office/word/2023/wordml/word16du" xmlns:w16sdtdh="http://schemas.microsoft.com/office/word/2020/wordml/sdtdatahash" xmlns:w16sdtfl="http://schemas.microsoft.com/office/word/2024/wordml/sdtformatlock" xmlns:w16se="http://schemas.microsoft.com/office/word/2015/wordml/symex" xmlns:wpg="http://schemas.microsoft.com/office/word/2010/wordprocessingGroup" xmlns:wpi="http://schemas.microsoft.com/office/word/2010/wordprocessingInk" xmlns:wne="http://schemas.microsoft.com/office/word/2006/wordml" xmlns:wps="http://schemas.microsoft.com/office/word/2010/wordprocessingShape" mc:Ignorable="w14 w15 w16se w16cid w16 w16cex w16sdtdh w16sdtfl w16du wp14">
   <w:abstractNum w:abstractNumId="0" w15:restartNumberingAfterBreak="0">
-    <w:nsid w:val="2CB847A1"/>
+    <w:nsid w:val="05BA63C2"/>
     <w:multiLevelType w:val="multilevel"/>
-    <w:tmpl w:val="7994A72A"/>
+    <w:tmpl w:val="91003EB8"/>
     <w:lvl w:ilvl="0">
       <w:start w:val="1"/>
       <w:numFmt w:val="bullet"/>
@@ -2484,7 +3979,311 @@
       </w:rPr>
     </w:lvl>
   </w:abstractNum>
+  <w:abstractNum w:abstractNumId="1" w15:restartNumberingAfterBreak="0">
+    <w:nsid w:val="2CB847A1"/>
+    <w:multiLevelType w:val="multilevel"/>
+    <w:tmpl w:val="7994A72A"/>
+    <w:lvl w:ilvl="0">
+      <w:start w:val="1"/>
+      <w:numFmt w:val="bullet"/>
+      <w:lvlText w:val=""/>
+      <w:lvlJc w:val="left"/>
+      <w:pPr>
+        <w:tabs>
+          <w:tab w:val="num" w:pos="720"/>
+        </w:tabs>
+        <w:ind w:left="720" w:hanging="360"/>
+      </w:pPr>
+      <w:rPr>
+        <w:rFonts w:ascii="Symbol" w:hAnsi="Symbol" w:hint="default"/>
+        <w:sz w:val="20"/>
+      </w:rPr>
+    </w:lvl>
+    <w:lvl w:ilvl="1" w:tentative="1">
+      <w:start w:val="1"/>
+      <w:numFmt w:val="bullet"/>
+      <w:lvlText w:val="o"/>
+      <w:lvlJc w:val="left"/>
+      <w:pPr>
+        <w:tabs>
+          <w:tab w:val="num" w:pos="1440"/>
+        </w:tabs>
+        <w:ind w:left="1440" w:hanging="360"/>
+      </w:pPr>
+      <w:rPr>
+        <w:rFonts w:ascii="Courier New" w:hAnsi="Courier New" w:hint="default"/>
+        <w:sz w:val="20"/>
+      </w:rPr>
+    </w:lvl>
+    <w:lvl w:ilvl="2" w:tentative="1">
+      <w:start w:val="1"/>
+      <w:numFmt w:val="bullet"/>
+      <w:lvlText w:val=""/>
+      <w:lvlJc w:val="left"/>
+      <w:pPr>
+        <w:tabs>
+          <w:tab w:val="num" w:pos="2160"/>
+        </w:tabs>
+        <w:ind w:left="2160" w:hanging="360"/>
+      </w:pPr>
+      <w:rPr>
+        <w:rFonts w:ascii="Wingdings" w:hAnsi="Wingdings" w:hint="default"/>
+        <w:sz w:val="20"/>
+      </w:rPr>
+    </w:lvl>
+    <w:lvl w:ilvl="3" w:tentative="1">
+      <w:start w:val="1"/>
+      <w:numFmt w:val="bullet"/>
+      <w:lvlText w:val=""/>
+      <w:lvlJc w:val="left"/>
+      <w:pPr>
+        <w:tabs>
+          <w:tab w:val="num" w:pos="2880"/>
+        </w:tabs>
+        <w:ind w:left="2880" w:hanging="360"/>
+      </w:pPr>
+      <w:rPr>
+        <w:rFonts w:ascii="Wingdings" w:hAnsi="Wingdings" w:hint="default"/>
+        <w:sz w:val="20"/>
+      </w:rPr>
+    </w:lvl>
+    <w:lvl w:ilvl="4" w:tentative="1">
+      <w:start w:val="1"/>
+      <w:numFmt w:val="bullet"/>
+      <w:lvlText w:val=""/>
+      <w:lvlJc w:val="left"/>
+      <w:pPr>
+        <w:tabs>
+          <w:tab w:val="num" w:pos="3600"/>
+        </w:tabs>
+        <w:ind w:left="3600" w:hanging="360"/>
+      </w:pPr>
+      <w:rPr>
+        <w:rFonts w:ascii="Wingdings" w:hAnsi="Wingdings" w:hint="default"/>
+        <w:sz w:val="20"/>
+      </w:rPr>
+    </w:lvl>
+    <w:lvl w:ilvl="5" w:tentative="1">
+      <w:start w:val="1"/>
+      <w:numFmt w:val="bullet"/>
+      <w:lvlText w:val=""/>
+      <w:lvlJc w:val="left"/>
+      <w:pPr>
+        <w:tabs>
+          <w:tab w:val="num" w:pos="4320"/>
+        </w:tabs>
+        <w:ind w:left="4320" w:hanging="360"/>
+      </w:pPr>
+      <w:rPr>
+        <w:rFonts w:ascii="Wingdings" w:hAnsi="Wingdings" w:hint="default"/>
+        <w:sz w:val="20"/>
+      </w:rPr>
+    </w:lvl>
+    <w:lvl w:ilvl="6" w:tentative="1">
+      <w:start w:val="1"/>
+      <w:numFmt w:val="bullet"/>
+      <w:lvlText w:val=""/>
+      <w:lvlJc w:val="left"/>
+      <w:pPr>
+        <w:tabs>
+          <w:tab w:val="num" w:pos="5040"/>
+        </w:tabs>
+        <w:ind w:left="5040" w:hanging="360"/>
+      </w:pPr>
+      <w:rPr>
+        <w:rFonts w:ascii="Wingdings" w:hAnsi="Wingdings" w:hint="default"/>
+        <w:sz w:val="20"/>
+      </w:rPr>
+    </w:lvl>
+    <w:lvl w:ilvl="7" w:tentative="1">
+      <w:start w:val="1"/>
+      <w:numFmt w:val="bullet"/>
+      <w:lvlText w:val=""/>
+      <w:lvlJc w:val="left"/>
+      <w:pPr>
+        <w:tabs>
+          <w:tab w:val="num" w:pos="5760"/>
+        </w:tabs>
+        <w:ind w:left="5760" w:hanging="360"/>
+      </w:pPr>
+      <w:rPr>
+        <w:rFonts w:ascii="Wingdings" w:hAnsi="Wingdings" w:hint="default"/>
+        <w:sz w:val="20"/>
+      </w:rPr>
+    </w:lvl>
+    <w:lvl w:ilvl="8" w:tentative="1">
+      <w:start w:val="1"/>
+      <w:numFmt w:val="bullet"/>
+      <w:lvlText w:val=""/>
+      <w:lvlJc w:val="left"/>
+      <w:pPr>
+        <w:tabs>
+          <w:tab w:val="num" w:pos="6480"/>
+        </w:tabs>
+        <w:ind w:left="6480" w:hanging="360"/>
+      </w:pPr>
+      <w:rPr>
+        <w:rFonts w:ascii="Wingdings" w:hAnsi="Wingdings" w:hint="default"/>
+        <w:sz w:val="20"/>
+      </w:rPr>
+    </w:lvl>
+  </w:abstractNum>
+  <w:abstractNum w:abstractNumId="2" w15:restartNumberingAfterBreak="0">
+    <w:nsid w:val="6FAB3885"/>
+    <w:multiLevelType w:val="multilevel"/>
+    <w:tmpl w:val="0FCA00D6"/>
+    <w:lvl w:ilvl="0">
+      <w:start w:val="1"/>
+      <w:numFmt w:val="bullet"/>
+      <w:lvlText w:val=""/>
+      <w:lvlJc w:val="left"/>
+      <w:pPr>
+        <w:tabs>
+          <w:tab w:val="num" w:pos="720"/>
+        </w:tabs>
+        <w:ind w:left="720" w:hanging="360"/>
+      </w:pPr>
+      <w:rPr>
+        <w:rFonts w:ascii="Symbol" w:hAnsi="Symbol" w:hint="default"/>
+        <w:sz w:val="20"/>
+      </w:rPr>
+    </w:lvl>
+    <w:lvl w:ilvl="1" w:tentative="1">
+      <w:start w:val="1"/>
+      <w:numFmt w:val="bullet"/>
+      <w:lvlText w:val="o"/>
+      <w:lvlJc w:val="left"/>
+      <w:pPr>
+        <w:tabs>
+          <w:tab w:val="num" w:pos="1440"/>
+        </w:tabs>
+        <w:ind w:left="1440" w:hanging="360"/>
+      </w:pPr>
+      <w:rPr>
+        <w:rFonts w:ascii="Courier New" w:hAnsi="Courier New" w:hint="default"/>
+        <w:sz w:val="20"/>
+      </w:rPr>
+    </w:lvl>
+    <w:lvl w:ilvl="2" w:tentative="1">
+      <w:start w:val="1"/>
+      <w:numFmt w:val="bullet"/>
+      <w:lvlText w:val=""/>
+      <w:lvlJc w:val="left"/>
+      <w:pPr>
+        <w:tabs>
+          <w:tab w:val="num" w:pos="2160"/>
+        </w:tabs>
+        <w:ind w:left="2160" w:hanging="360"/>
+      </w:pPr>
+      <w:rPr>
+        <w:rFonts w:ascii="Wingdings" w:hAnsi="Wingdings" w:hint="default"/>
+        <w:sz w:val="20"/>
+      </w:rPr>
+    </w:lvl>
+    <w:lvl w:ilvl="3" w:tentative="1">
+      <w:start w:val="1"/>
+      <w:numFmt w:val="bullet"/>
+      <w:lvlText w:val=""/>
+      <w:lvlJc w:val="left"/>
+      <w:pPr>
+        <w:tabs>
+          <w:tab w:val="num" w:pos="2880"/>
+        </w:tabs>
+        <w:ind w:left="2880" w:hanging="360"/>
+      </w:pPr>
+      <w:rPr>
+        <w:rFonts w:ascii="Wingdings" w:hAnsi="Wingdings" w:hint="default"/>
+        <w:sz w:val="20"/>
+      </w:rPr>
+    </w:lvl>
+    <w:lvl w:ilvl="4" w:tentative="1">
+      <w:start w:val="1"/>
+      <w:numFmt w:val="bullet"/>
+      <w:lvlText w:val=""/>
+      <w:lvlJc w:val="left"/>
+      <w:pPr>
+        <w:tabs>
+          <w:tab w:val="num" w:pos="3600"/>
+        </w:tabs>
+        <w:ind w:left="3600" w:hanging="360"/>
+      </w:pPr>
+      <w:rPr>
+        <w:rFonts w:ascii="Wingdings" w:hAnsi="Wingdings" w:hint="default"/>
+        <w:sz w:val="20"/>
+      </w:rPr>
+    </w:lvl>
+    <w:lvl w:ilvl="5" w:tentative="1">
+      <w:start w:val="1"/>
+      <w:numFmt w:val="bullet"/>
+      <w:lvlText w:val=""/>
+      <w:lvlJc w:val="left"/>
+      <w:pPr>
+        <w:tabs>
+          <w:tab w:val="num" w:pos="4320"/>
+        </w:tabs>
+        <w:ind w:left="4320" w:hanging="360"/>
+      </w:pPr>
+      <w:rPr>
+        <w:rFonts w:ascii="Wingdings" w:hAnsi="Wingdings" w:hint="default"/>
+        <w:sz w:val="20"/>
+      </w:rPr>
+    </w:lvl>
+    <w:lvl w:ilvl="6" w:tentative="1">
+      <w:start w:val="1"/>
+      <w:numFmt w:val="bullet"/>
+      <w:lvlText w:val=""/>
+      <w:lvlJc w:val="left"/>
+      <w:pPr>
+        <w:tabs>
+          <w:tab w:val="num" w:pos="5040"/>
+        </w:tabs>
+        <w:ind w:left="5040" w:hanging="360"/>
+      </w:pPr>
+      <w:rPr>
+        <w:rFonts w:ascii="Wingdings" w:hAnsi="Wingdings" w:hint="default"/>
+        <w:sz w:val="20"/>
+      </w:rPr>
+    </w:lvl>
+    <w:lvl w:ilvl="7" w:tentative="1">
+      <w:start w:val="1"/>
+      <w:numFmt w:val="bullet"/>
+      <w:lvlText w:val=""/>
+      <w:lvlJc w:val="left"/>
+      <w:pPr>
+        <w:tabs>
+          <w:tab w:val="num" w:pos="5760"/>
+        </w:tabs>
+        <w:ind w:left="5760" w:hanging="360"/>
+      </w:pPr>
+      <w:rPr>
+        <w:rFonts w:ascii="Wingdings" w:hAnsi="Wingdings" w:hint="default"/>
+        <w:sz w:val="20"/>
+      </w:rPr>
+    </w:lvl>
+    <w:lvl w:ilvl="8" w:tentative="1">
+      <w:start w:val="1"/>
+      <w:numFmt w:val="bullet"/>
+      <w:lvlText w:val=""/>
+      <w:lvlJc w:val="left"/>
+      <w:pPr>
+        <w:tabs>
+          <w:tab w:val="num" w:pos="6480"/>
+        </w:tabs>
+        <w:ind w:left="6480" w:hanging="360"/>
+      </w:pPr>
+      <w:rPr>
+        <w:rFonts w:ascii="Wingdings" w:hAnsi="Wingdings" w:hint="default"/>
+        <w:sz w:val="20"/>
+      </w:rPr>
+    </w:lvl>
+  </w:abstractNum>
   <w:num w:numId="1" w16cid:durableId="1323582123">
+    <w:abstractNumId w:val="1"/>
+  </w:num>
+  <w:num w:numId="2" w16cid:durableId="1058431763">
+    <w:abstractNumId w:val="2"/>
+  </w:num>
+  <w:num w:numId="3" w16cid:durableId="1377194145">
     <w:abstractNumId w:val="0"/>
   </w:num>
 </w:numbering>
